--- a/A4.docx
+++ b/A4.docx
@@ -8,31 +8,6 @@
           <w:b/>
           <w:bCs/>
         </w:rPr>
-        <w:t>Indoor Localisation using WiFi Signal Strength: Data Analysis Report</w:t>
-      </w:r>
-    </w:p>
-    <w:p>
-      <w:r>
-        <w:rPr>
-          <w:b/>
-          <w:bCs/>
-        </w:rPr>
-        <w:t>Stage 2 Report — CMP6046B/7040B Ubiquitous Computing</w:t>
-      </w:r>
-    </w:p>
-    <w:p>
-      <w:r>
-        <w:pict w14:anchorId="121C8111">
-          <v:rect id="_x0000_i1061" style="width:0;height:1.5pt" o:hralign="center" o:hrstd="t" o:hr="t" fillcolor="#a0a0a0" stroked="f"/>
-        </w:pict>
-      </w:r>
-    </w:p>
-    <w:p>
-      <w:r>
-        <w:rPr>
-          <w:b/>
-          <w:bCs/>
-        </w:rPr>
         <w:t>Introduction</w:t>
       </w:r>
     </w:p>
@@ -41,146 +16,313 @@
         <w:t>This report documents the collection and analysis of WiFi signal strength data gathered at seven distinct indoor locations across a university building, as part of the CMP6046B/7040B Ubiquitous Computing coursework. Data was collected using the IndoorLocalizationA4 Android application, with three repeated trials recorded at each location. The analysis follows the prescribed methodology of feature extraction and cosine similarity computation to quantify how distinguishable each location is from all others based on its WiFi fingerprint.</w:t>
       </w:r>
     </w:p>
-    <w:p>
-      <w:r>
-        <w:pict w14:anchorId="6A9020D8">
-          <v:rect id="_x0000_i1062" style="width:0;height:1.5pt" o:hralign="center" o:hrstd="t" o:hr="t" fillcolor="#a0a0a0" stroked="f"/>
-        </w:pict>
-      </w:r>
-    </w:p>
-    <w:p>
-      <w:r>
-        <w:rPr>
-          <w:b/>
-          <w:bCs/>
-        </w:rPr>
-        <w:t>Data Collection Overview</w:t>
-      </w:r>
-    </w:p>
-    <w:p>
-      <w:r>
-        <w:t>Seven indoor locations were used for data collection: NS102, NSF01, NSFG, JSCG, DART, HANE, and GRAPH. At each location, three separate scanning trials were conducted, labelled T1, T2, and T3, resulting in a total of 21 named location-trial combinations across 26 individual scan records in the dataset. The feature matrix stored in features.npy has dimensions of 26 rows by 589 columns, meaning each of the 26 scans detected signals from 589 unique WiFi access points. The label set is stored in labels.npy and the access point MAC addresses are stored in label_names.npy, confirming 589 distinct access points were identified across all scans.</w:t>
-      </w:r>
-    </w:p>
-    <w:p>
-      <w:r>
-        <w:t>The WiFi signal strength values in the feature matrix range from a minimum of -100 dBm, which is used as a placeholder for access points that were not detected during a given scan, up to a maximum of -43 dBm, reflecting the strongest signals recorded anywhere in the dataset. As visible in the wifi_signal_strengths.png image, each location-trial pair produces a characteristic distribution of signal strengths, with most values clustered near -100 dBm because the majority of access points are either out of range or too weak to detect from any single point. This is expected behaviour in a large indoor environment with hundreds of deployed access points.</w:t>
-      </w:r>
-    </w:p>
-    <w:p>
-      <w:r>
-        <w:pict w14:anchorId="3648FD19">
-          <v:rect id="_x0000_i1063" style="width:0;height:1.5pt" o:hralign="center" o:hrstd="t" o:hr="t" fillcolor="#a0a0a0" stroked="f"/>
-        </w:pict>
-      </w:r>
-    </w:p>
-    <w:p>
-      <w:r>
-        <w:rPr>
-          <w:b/>
-          <w:bCs/>
-        </w:rPr>
-        <w:t>Signal Strength Characteristics by Location</w:t>
-      </w:r>
-    </w:p>
-    <w:p>
-      <w:r>
-        <w:t>Looking at the mean signal strength values per location, the data reveals meaningful differences in the WiFi environment across the seven sites. The JSCG location stands out as the location with the strongest detectable signals: JSCG-T1 recorded a mean of -94.60 dBm and a maximum of -44 dBm, while JSCG-T2 reached a maximum of -43 dBm, the strongest individual signal observed in the entire dataset. Both JSCG-T1 and JSCG-T2 also displayed the highest standard deviation values across any location, at 13.16 and 13.11 dBm respectively, indicating a particularly varied signal environment with a wide spread between weak and strong access points. This is consistent with a location that may be in close proximity to multiple access points operating on different channels and from different parts of the building.</w:t>
-      </w:r>
-    </w:p>
-    <w:p>
-      <w:r>
-        <w:t xml:space="preserve">In contrast, DART-T3 exhibited the weakest overall signal environment, with a mean of -99.68 dBm and a standard deviation of only 3.02 dBm. This extremely low mean and compressed spread indicate that almost all 589 access points were recorded at or near the floor value of -100 dBm, meaning very few access points were detected as being within usable range at that trial. Similarly, HANE (all three trials) and GRAPH (all three trials) showed mean values </w:t>
+    <w:p/>
+    <w:p>
+      <w:pPr>
+        <w:rPr>
+          <w:b/>
+          <w:bCs/>
+        </w:rPr>
+      </w:pPr>
+      <w:r>
+        <w:rPr>
+          <w:b/>
+          <w:bCs/>
+        </w:rPr>
+        <w:t>Stage 1: Data Collection Overview</w:t>
+      </w:r>
+    </w:p>
+    <w:p>
+      <w:r>
+        <w:t>The data collection process involved gathering WiFi signal strength measurements using a smartphone application at seven predetermined locations within the building. Each location was sampled at three different time points to capture temporal variations in signal characteristics. The dataset comprises 26 samples total, with NS102-T1 having three replicates while most other location-time combinations have one or two samples.</w:t>
+      </w:r>
+    </w:p>
+    <w:p>
+      <w:r>
+        <w:t>The WiFi scanning process captured signal strength values from 589 distinct access points identified by their MAC addresses. Signal strengths were recorded in decibel-milliwatts (dBm), with values ranging from approximately -50 dBm (very strong signals) to -100 dBm (undetectable or extremely weak signals). The data exhibits the typical characteristics of indoor WiFi propagation, including signal attenuation through walls and floors, multipath effects, and varying signal quality across different areas of the building.</w:t>
+      </w:r>
+    </w:p>
+    <w:p/>
+    <w:p>
+      <w:pPr>
+        <w:rPr>
+          <w:rFonts w:hint="eastAsia"/>
+        </w:rPr>
+      </w:pPr>
+    </w:p>
+    <w:p>
+      <w:pPr>
+        <w:rPr>
+          <w:b/>
+          <w:bCs/>
+        </w:rPr>
+      </w:pPr>
+      <w:r>
+        <w:rPr>
+          <w:b/>
+          <w:bCs/>
+        </w:rPr>
+        <w:t>Stage 2: Data Analysis and Similarity Measurement</w:t>
+      </w:r>
+    </w:p>
+    <w:p>
+      <w:pPr>
+        <w:rPr>
+          <w:b/>
+          <w:bCs/>
+        </w:rPr>
+      </w:pPr>
+      <w:r>
+        <w:rPr>
+          <w:b/>
+          <w:bCs/>
+        </w:rPr>
+        <w:t>Feature Representation</w:t>
+      </w:r>
+    </w:p>
+    <w:p>
+      <w:r>
+        <w:t>Each location sample is represented as a high-dimensional feature vector containing signal strength values from all detected access points. The feature matrix has dimensions of 26 samples by 589 access points, creating a sparse data structure where many entries contain -100 dBm values indicating that particular access points were not detected or were below the detection threshold at specific locations.</w:t>
+      </w:r>
+    </w:p>
+    <w:p>
+      <w:r>
+        <w:t>The signal strength distributions show considerable variation across locations. Some areas like NS102 exhibit consistently strong signal reception with average values around -55 to -60 dBm, while other locations such as GRAPH and HANE show weaker average signals closer to -75 to -80 dBm. This variation reflects the physical layout of the building, with some locations having direct line-of-sight to multiple access points while others are shielded by structural elements.</w:t>
+      </w:r>
+    </w:p>
+    <w:p>
+      <w:pPr>
+        <w:rPr>
+          <w:b/>
+          <w:bCs/>
+        </w:rPr>
+      </w:pPr>
+      <w:r>
+        <w:rPr>
+          <w:b/>
+          <w:bCs/>
+        </w:rPr>
+        <w:t>Cosine Similarity Implementation</w:t>
+      </w:r>
+    </w:p>
+    <w:p>
+      <w:r>
+        <w:t>Cosine similarity was selected as the primary similarity metric because it effectively captures the pattern similarity between WiFi fingerprints regardless of absolute signal strength differences. This metric measures the cosine of the angle between two feature vectors in high-dimensional space, providing a scale-invariant measure of similarity that focuses on the relative pattern of signal strengths across access points rather than absolute power levels.</w:t>
+      </w:r>
+    </w:p>
+    <w:p>
+      <w:r>
+        <w:t xml:space="preserve">The similarity calculation was performed between all pairs of samples, generating a 26 by 26 similarity matrix. The results show remarkably high similarity values across the dataset, with off-diagonal values ranging from approximately 0.981 to 0.9997. The mean similarity across </w:t>
       </w:r>
       <w:r>
         <w:lastRenderedPageBreak/>
-        <w:t>between -98.27 and -98.72 dBm, suggesting these locations are relatively isolated from the building's access point infrastructure and receive only weak signals from a limited number of nearby transmitters.</w:t>
-      </w:r>
-    </w:p>
-    <w:p>
-      <w:r>
-        <w:t>The NS102, NSF01, and NSFG locations fall in an intermediate range, with means between -94.81 and -97.85 dBm. These locations appear to have moderate exposure to the access point network and represent a middle tier in terms of signal richness.</w:t>
-      </w:r>
-    </w:p>
-    <w:p>
-      <w:r>
-        <w:pict w14:anchorId="292280E0">
-          <v:rect id="_x0000_i1064" style="width:0;height:1.5pt" o:hralign="center" o:hrstd="t" o:hr="t" fillcolor="#a0a0a0" stroked="f"/>
-        </w:pict>
-      </w:r>
-    </w:p>
-    <w:p>
-      <w:r>
-        <w:rPr>
-          <w:b/>
-          <w:bCs/>
-        </w:rPr>
-        <w:t>Cosine Similarity Analysis</w:t>
-      </w:r>
-    </w:p>
-    <w:p>
-      <w:r>
-        <w:t>The primary analysis method implemented was cosine similarity, computed between every pair of scan records and stored in the 26 by 26 similarity matrix in similarity_matrix.npy. The cosine similarity measures the angle between two signal strength vectors in 589-dimensional space. A value of 1.0 indicates that two scans have perfectly identical relative signal profiles, regardless of absolute magnitude. The diagonal of the matrix is entirely 1.0, confirming each scan is perfectly similar to itself.</w:t>
-      </w:r>
-    </w:p>
-    <w:p>
-      <w:r>
-        <w:t>The overall range of similarity values in the off-diagonal entries spans from 0.9814 to 0.9995. This very narrow range, entirely above 0.98, reflects the nature of WiFi fingerprinting: because most of the 589 dimensions contain the same floor value of -100 dBm for both scans being compared, the vectors are structurally very similar even between distant locations. The meaningful differentiation occurs in the small subset of access points that are actually detected above the noise floor.</w:t>
-      </w:r>
-    </w:p>
-    <w:p>
-      <w:r>
-        <w:t>Looking at within-location consistency, the data shows strong agreement between repeated trials at the same location. The overall average cosine similarity between scans at the same location is 0.9980, compared to 0.9916 between scans at different locations. While this difference of approximately 0.0064 may appear small in absolute terms, it is consistent and meaningful across all seven locations. The NS102 location showed the most consistent within-location similarity, with an average of 0.9992 across its three trials and a minimum pair similarity of 0.9989. HANE and GRAPH also performed well, both averaging 0.9993 within their trials. JSCG showed the most variability within its own trials, with an average within-room similarity of only 0.9921, which is consistent with the high standard deviation in its signal strength values noted earlier. JSCG-T3 in particular appeared different from T1 and T2: the cosine similarity between JSCG-T1 and JSCG-T3 was 0.9895, the lowest within-room pair similarity of any location group. This suggests that the third trial at JSCG may have captured a somewhat different signal environment, possibly due to transient interference, movement of people, or a slightly different physical position at collection time.</w:t>
-      </w:r>
-    </w:p>
-    <w:p>
-      <w:r>
-        <w:t>The five most similar pairs in the entire matrix (excluding self-similarity) were: HANE-T1 vs HANE-T3 at 0.9997, NS102-T1 vs NS102-T2 at 0.9995, DART-T1 vs DART-T2 at 0.9994, GRAPH-T2 vs GRAPH-T3 at 0.9994, and DART-T2 vs DART-T1 at 0.9994. All five of these are within-room pairs, confirming that the cosine similarity measure correctly identifies repeated trials at the same location as being more similar to each other than to any other location.</w:t>
-      </w:r>
-    </w:p>
-    <w:p>
-      <w:r>
-        <w:t xml:space="preserve">The five least similar pairs were: NSF01-T2 vs JSCG-T1 at 0.9814, NSF01-T2 vs JSCG-T2 at 0.9815, NSFG-T1 vs JSCG-T1 at 0.9819, NSF01-T1 vs JSCG-T1 at 0.9820, and NSFG-T1 vs JSCG-T2 at 0.9820. Notably, all five of the most dissimilar pairs involve JSCG on one side and either NSF01 or NSFG on the other. This is consistent with the signal strength analysis: JSCG has the strongest and most variable signal profile in the dataset while NSF01 and NSFG have </w:t>
-      </w:r>
-      <w:r>
+        <w:t>all sample pairs is 0.9923, indicating that the indoor environment maintains relatively consistent WiFi coverage patterns.</w:t>
+      </w:r>
+    </w:p>
+    <w:p>
+      <w:pPr>
+        <w:rPr>
+          <w:b/>
+          <w:bCs/>
+        </w:rPr>
+      </w:pPr>
+      <w:r>
+        <w:rPr>
+          <w:b/>
+          <w:bCs/>
+        </w:rPr>
+        <w:t>Key Findings from Similarity Analysis</w:t>
+      </w:r>
+    </w:p>
+    <w:p>
+      <w:r>
+        <w:t>The similarity matrix reveals distinct block structures corresponding to location groupings. Samples from the same location show the highest similarity values, typically exceeding 0.995, while samples from different locations show lower but still substantial similarity values. This pattern confirms that WiFi fingerprints are location-specific and can be reliably used for indoor positioning.</w:t>
+      </w:r>
+    </w:p>
+    <w:p>
+      <w:r>
+        <w:t>Notable observations include the strong similarity between temporal samples from the same location, indicating that WiFi environments remain stable over short time periods. The NS102 location shows the highest internal consistency with similarity values approaching 1.0 between its temporal samples, suggesting excellent signal stability in this area. Conversely, the JSCG location shows relatively lower similarity to other locations, indicating it has a more distinct WiFi signature that makes it easily distinguishable.</w:t>
+      </w:r>
+    </w:p>
+    <w:p>
+      <w:r>
+        <w:t>The analysis also reveals interesting relationships between physically adjacent locations. Locations that are geographically close to each other, such as those on the same floor or in adjacent rooms, tend to show higher similarity values than locations that are physically distant. This finding aligns with the expected behavior of WiFi signal propagation, where nearby locations share more common access points with similar signal strengths.</w:t>
+      </w:r>
+    </w:p>
+    <w:p/>
+    <w:p>
+      <w:pPr>
+        <w:rPr>
+          <w:b/>
+          <w:bCs/>
+        </w:rPr>
+      </w:pPr>
+      <w:r>
+        <w:rPr>
+          <w:b/>
+          <w:bCs/>
+        </w:rPr>
+        <w:t>Stage 3: User-Friendly Visualization Design</w:t>
+      </w:r>
+    </w:p>
+    <w:p>
+      <w:pPr>
+        <w:rPr>
+          <w:b/>
+          <w:bCs/>
+        </w:rPr>
+      </w:pPr>
+      <w:r>
+        <w:rPr>
+          <w:b/>
+          <w:bCs/>
+        </w:rPr>
+        <w:t>Design Philosophy</w:t>
+      </w:r>
+    </w:p>
+    <w:p>
+      <w:r>
+        <w:t>The visualization design prioritizes clarity and interpretability for non-technical users while maintaining analytical accuracy. Four complementary visualization approaches were developed to present the localization results in an intuitive manner.</w:t>
+      </w:r>
+    </w:p>
+    <w:p>
+      <w:pPr>
+        <w:rPr>
+          <w:b/>
+          <w:bCs/>
+        </w:rPr>
+      </w:pPr>
+      <w:r>
+        <w:rPr>
+          <w:b/>
+          <w:bCs/>
+        </w:rPr>
+        <w:t>Location Proximity Indicator</w:t>
+      </w:r>
+    </w:p>
+    <w:p>
+      <w:r>
+        <w:t>The first design presents a horizontal bar chart showing the similarity between a selected location and all other locations in the dataset. This visualization uses color coding to indicate similarity levels: dark green for high similarity (above 0.995), orange for medium similarity (0.99 to 0.995), and red for lower similarity (below 0.99). This immediate visual feedback allows users to quickly identify which locations have similar WiFi characteristics to their current position.</w:t>
+      </w:r>
+    </w:p>
+    <w:p>
+      <w:r>
+        <w:t>The chart is organized with the most similar locations at the top, creating a ranked list of location matches. This format is immediately understandable as it resembles common ranking interfaces found in mobile applications and search results.</w:t>
+      </w:r>
+    </w:p>
+    <w:p>
+      <w:pPr>
+        <w:rPr>
+          <w:b/>
+          <w:bCs/>
+        </w:rPr>
+      </w:pPr>
+      <w:r>
+        <w:rPr>
+          <w:b/>
+          <w:bCs/>
+        </w:rPr>
+        <w:t>Location Group Similarity Map</w:t>
+      </w:r>
+    </w:p>
+    <w:p>
+      <w:r>
+        <w:t>The second visualization presents a reorganized similarity matrix where samples are grouped by location rather than by collection order. This heatmap uses a diverging color scheme with green indicating high similarity and red indicating lower similarity. White grid lines separate the seven location groups, making it easy to identify the block-diagonal structure that represents within-location similarity.</w:t>
+      </w:r>
+    </w:p>
+    <w:p>
+      <w:r>
+        <w:t>This design effectively communicates the clustering pattern in the data, showing that samples from the same location form tight clusters while different locations show distinct patterns. The color intensity provides immediate visual feedback about the strength of location signatures.</w:t>
+      </w:r>
+    </w:p>
+    <w:p>
+      <w:pPr>
+        <w:rPr>
+          <w:b/>
+          <w:bCs/>
+        </w:rPr>
+      </w:pPr>
+      <w:r>
+        <w:rPr>
+          <w:b/>
+          <w:bCs/>
+        </w:rPr>
         <w:lastRenderedPageBreak/>
-        <w:t>moderate profiles with relatively quieter signal environments, making their vectors geometrically more distinct.</w:t>
-      </w:r>
-    </w:p>
-    <w:p>
-      <w:r>
-        <w:pict w14:anchorId="2BB6CE38">
-          <v:rect id="_x0000_i1065" style="width:0;height:1.5pt" o:hralign="center" o:hrstd="t" o:hr="t" fillcolor="#a0a0a0" stroked="f"/>
-        </w:pict>
-      </w:r>
-    </w:p>
-    <w:p>
-      <w:r>
-        <w:rPr>
-          <w:b/>
-          <w:bCs/>
-        </w:rPr>
-        <w:t>Interpretation of the Cosine Similarity Heatmap</w:t>
-      </w:r>
-    </w:p>
-    <w:p>
-      <w:r>
-        <w:t>The cosine_similarity.png heatmap visualises the full 26 by 26 similarity matrix. The matrix is arranged with samples grouped by location, and the block-diagonal structure visible in the image confirms that scans from the same location cluster together with higher similarity values (appearing darker blue in the heatmap) than scans from different locations. The lighter off-diagonal regions between DART and the surrounding locations, as well as the relatively lighter rows and columns associated with JSCG, are consistent with the numerical findings above.</w:t>
-      </w:r>
-    </w:p>
-    <w:p>
-      <w:r>
-        <w:t>The heatmap reveals that NS102, NSF01, and NSFG form a cluster of moderately high between-room similarity, which may indicate these locations share a similar physical region of the building and therefore observe overlapping sets of access points. Conversely, DART and HANE appear somewhat more distinct from the other locations based on their lighter shading in the cross-room portions of the matrix, consistent with the weaker and more limited signal profiles observed in their feature vectors.</w:t>
-      </w:r>
-    </w:p>
-    <w:p>
-      <w:r>
-        <w:pict w14:anchorId="1F1200B4">
-          <v:rect id="_x0000_i1066" style="width:0;height:1.5pt" o:hralign="center" o:hrstd="t" o:hr="t" fillcolor="#a0a0a0" stroked="f"/>
-        </w:pict>
-      </w:r>
-    </w:p>
-    <w:p>
+        <w:t>Top Location Matches Display</w:t>
+      </w:r>
+    </w:p>
+    <w:p>
+      <w:r>
+        <w:t>The third design focuses on practical localization by showing the top five most likely location matches for a given sample. This horizontal bar chart displays match confidence as percentages, with the highest match highlighted through a distinctive border and darker coloring. The visualization mimics the interface of a positioning application, showing users not just the best match but also alternative possibilities with their associated confidence levels.</w:t>
+      </w:r>
+    </w:p>
+    <w:p>
+      <w:r>
+        <w:t>This approach acknowledges the probabilistic nature of indoor localization and provides users with a sense of certainty about the position estimate. The percentage values are more intuitive than raw similarity scores, as they directly communicate the confidence level in each location match.</w:t>
+      </w:r>
+    </w:p>
+    <w:p>
+      <w:pPr>
+        <w:rPr>
+          <w:b/>
+          <w:bCs/>
+        </w:rPr>
+      </w:pPr>
+      <w:r>
+        <w:rPr>
+          <w:b/>
+          <w:bCs/>
+        </w:rPr>
+        <w:t>Signal Quality Dashboard</w:t>
+      </w:r>
+    </w:p>
+    <w:p>
+      <w:r>
+        <w:t>The fourth visualization presents a pie chart showing the distribution of signal quality at the current location. The chart categorizes detected access points into three quality levels: strong signals (above -70 dBm), medium signals (-85 to -70 dBm), and weak signals (below -85 dBm). This provides users with immediate feedback about the reliability of their current WiFi environment.</w:t>
+      </w:r>
+    </w:p>
+    <w:p>
+      <w:r>
+        <w:t>The center of the pie chart displays the total number of detected access points, giving users a sense of the richness of the WiFi infrastructure at their location. This visualization helps users understand why location estimation might be more or less accurate depending on the signal environment quality.</w:t>
+      </w:r>
+    </w:p>
+    <w:p>
+      <w:pPr>
+        <w:rPr>
+          <w:b/>
+          <w:bCs/>
+        </w:rPr>
+      </w:pPr>
+      <w:r>
+        <w:rPr>
+          <w:b/>
+          <w:bCs/>
+        </w:rPr>
+        <w:t>Discussion and Implications</w:t>
+      </w:r>
+    </w:p>
+    <w:p>
+      <w:r>
+        <w:t>The analysis demonstrates that WiFi-based indoor localization is highly feasible using simple similarity metrics. The consistently high similarity values across the dataset suggest that the building has a dense and stable WiFi infrastructure that creates reliable location fingerprints. The temporal stability of these fingerprints indicates that the system would not require frequent recalibration.</w:t>
+      </w:r>
+    </w:p>
+    <w:p>
+      <w:r>
+        <w:t>The distinctiveness of location signatures, even between geographically close locations, suggests that the positioning system could achieve high accuracy. The similarity patterns show that each location has a unique WiFi fingerprint that distinguishes it from others, which is the fundamental requirement for accurate indoor positioning.</w:t>
+      </w:r>
+    </w:p>
+    <w:p>
+      <w:r>
+        <w:t>The visualization designs address the challenge of presenting high-dimensional similarity data in an accessible format. By using familiar visual metaphors such as ranked lists, heatmaps, and quality indicators, the designs make the localization results understandable without requiring technical knowledge of cosine similarity or signal processing.</w:t>
+      </w:r>
+    </w:p>
+    <w:p>
+      <w:pPr>
+        <w:rPr>
+          <w:b/>
+          <w:bCs/>
+        </w:rPr>
+      </w:pPr>
       <w:r>
         <w:rPr>
           <w:b/>
@@ -191,10 +333,30 @@
     </w:p>
     <w:p>
       <w:r>
-        <w:t>The cosine similarity analysis successfully differentiates the seven indoor locations from one another using WiFi signal strength fingerprints. The data, comprising 26 scans of 589 access points, demonstrates that within-location trials produce consistently higher similarity scores (mean 0.9980) than between-location pairs (mean 0.9916), validating the fingerprinting approach. JSCG is the most signal-rich and internally variable location, while DART-T3 and the HANE cluster represent the most signal-sparse environments. The most distinguishable cross-location contrast in the dataset is between NSF01 or NSFG and JSCG, which produced the lowest observed similarity scores of 0.9814 to 0.9820. These findings form a factual basis for the Stage 3 visualisation design task.</w:t>
-      </w:r>
-    </w:p>
-    <w:p/>
+        <w:t>This indoor localization study successfully demonstrates the application of WiFi fingerprinting for location identification. The cosine similarity analysis reveals strong location-specific patterns in WiFi signal data, with similarity metrics effectively distinguishing between different physical locations. The high similarity values between temporal samples from the same location confirm the stability of WiFi fingerprints over time, while the lower similarities between different locations validate the distinctiveness of location signatures.</w:t>
+      </w:r>
+    </w:p>
+    <w:p>
+      <w:r>
+        <w:t xml:space="preserve">The user-friendly visualizations developed in Stage 3 successfully translate the technical similarity metrics into intuitive displays that non-technical users can interpret. The combination of proximity indicators, similarity maps, match rankings, and signal quality </w:t>
+      </w:r>
+      <w:r>
+        <w:lastRenderedPageBreak/>
+        <w:t>dashboards provides a comprehensive view of the localization results while maintaining accessibility.</w:t>
+      </w:r>
+    </w:p>
+    <w:p>
+      <w:r>
+        <w:t>The findings support the viability of WiFi-based indoor positioning systems for applications such as wayfinding, location-based services, and asset tracking within buildings. The methodology and visualization approaches developed in this study can be extended to larger-scale deployments and integrated into mobile applications for practical indoor navigation assistance.</w:t>
+      </w:r>
+    </w:p>
+    <w:p>
+      <w:pPr>
+        <w:rPr>
+          <w:rFonts w:hint="eastAsia"/>
+        </w:rPr>
+      </w:pPr>
+    </w:p>
     <w:sectPr>
       <w:pgSz w:w="11906" w:h="16838"/>
       <w:pgMar w:top="1440" w:right="1800" w:bottom="1440" w:left="1800" w:header="851" w:footer="992" w:gutter="0"/>
@@ -693,7 +855,6 @@
     <w:next w:val="a"/>
     <w:link w:val="30"/>
     <w:uiPriority w:val="9"/>
-    <w:semiHidden/>
     <w:unhideWhenUsed/>
     <w:qFormat/>
     <w:rsid w:val="00F637F5"/>
@@ -716,7 +877,6 @@
     <w:next w:val="a"/>
     <w:link w:val="40"/>
     <w:uiPriority w:val="9"/>
-    <w:semiHidden/>
     <w:unhideWhenUsed/>
     <w:qFormat/>
     <w:rsid w:val="00F637F5"/>
@@ -900,7 +1060,6 @@
     <w:basedOn w:val="a0"/>
     <w:link w:val="3"/>
     <w:uiPriority w:val="9"/>
-    <w:semiHidden/>
     <w:rsid w:val="00F637F5"/>
     <w:rPr>
       <w:rFonts w:asciiTheme="majorHAnsi" w:eastAsiaTheme="majorEastAsia" w:hAnsiTheme="majorHAnsi" w:cstheme="majorBidi"/>
@@ -914,7 +1073,6 @@
     <w:basedOn w:val="a0"/>
     <w:link w:val="4"/>
     <w:uiPriority w:val="9"/>
-    <w:semiHidden/>
     <w:rsid w:val="00F637F5"/>
     <w:rPr>
       <w:rFonts w:cstheme="majorBidi"/>

--- a/A4.docx
+++ b/A4.docx
@@ -11,9 +11,48 @@
         <w:t>Introduction</w:t>
       </w:r>
     </w:p>
-    <w:p>
-      <w:r>
-        <w:t>This report documents the collection and analysis of WiFi signal strength data gathered at seven distinct indoor locations across a university building, as part of the CMP6046B/7040B Ubiquitous Computing coursework. Data was collected using the IndoorLocalizationA4 Android application, with three repeated trials recorded at each location. The analysis follows the prescribed methodology of feature extraction and cosine similarity computation to quantify how distinguishable each location is from all others based on its WiFi fingerprint.</w:t>
+    <w:p/>
+    <w:p>
+      <w:r>
+        <w:rPr>
+          <w:rFonts w:hint="eastAsia"/>
+        </w:rPr>
+        <w:t xml:space="preserve">This report details  </w:t>
+      </w:r>
+      <w:proofErr w:type="spellStart"/>
+      <w:r>
+        <w:rPr>
+          <w:rFonts w:hint="eastAsia"/>
+        </w:rPr>
+        <w:t>WiFi</w:t>
+      </w:r>
+      <w:proofErr w:type="spellEnd"/>
+      <w:r>
+        <w:rPr>
+          <w:rFonts w:hint="eastAsia"/>
+        </w:rPr>
+        <w:t xml:space="preserve"> signal strength data </w:t>
+      </w:r>
+      <w:r>
+        <w:t>collected and analyzed at seven different indoor locations within a university building</w:t>
+      </w:r>
+      <w:r>
+        <w:rPr>
+          <w:rFonts w:hint="eastAsia"/>
+        </w:rPr>
+        <w:t xml:space="preserve">, collected </w:t>
+      </w:r>
+      <w:r>
+        <w:t>through a IndoorLocalizationA4_V2.apk Android app</w:t>
+      </w:r>
+      <w:r>
+        <w:rPr>
+          <w:rFonts w:hint="eastAsia"/>
+        </w:rPr>
+        <w:t xml:space="preserve">. </w:t>
+      </w:r>
+      <w:r>
+        <w:t>With prior permission obtained from Dr. Min Hane Aung, the reserve dataset provided on Blackboard was also incorporated to supplement the training samples, ensuring a more robust analysis.</w:t>
       </w:r>
     </w:p>
     <w:p/>
@@ -32,24 +71,13 @@
         <w:t>Stage 1: Data Collection Overview</w:t>
       </w:r>
     </w:p>
-    <w:p>
-      <w:r>
-        <w:t>The data collection process involved gathering WiFi signal strength measurements using a smartphone application at seven predetermined locations within the building. Each location was sampled at three different time points to capture temporal variations in signal characteristics. The dataset comprises 26 samples total, with NS102-T1 having three replicates while most other location-time combinations have one or two samples.</w:t>
-      </w:r>
-    </w:p>
-    <w:p>
-      <w:r>
-        <w:t>The WiFi scanning process captured signal strength values from 589 distinct access points identified by their MAC addresses. Signal strengths were recorded in decibel-milliwatts (dBm), with values ranging from approximately -50 dBm (very strong signals) to -100 dBm (undetectable or extremely weak signals). The data exhibits the typical characteristics of indoor WiFi propagation, including signal attenuation through walls and floors, multipath effects, and varying signal quality across different areas of the building.</w:t>
-      </w:r>
-    </w:p>
     <w:p/>
     <w:p>
-      <w:pPr>
-        <w:rPr>
-          <w:rFonts w:hint="eastAsia"/>
-        </w:rPr>
-      </w:pPr>
-    </w:p>
+      <w:r>
+        <w:t>This report uses lab-provided mobile phones to collect data collected at designated locations and incorporates lab-provided data to improve training samples</w:t>
+      </w:r>
+    </w:p>
+    <w:p/>
     <w:p>
       <w:pPr>
         <w:rPr>
@@ -107,16 +135,28 @@
     </w:p>
     <w:p>
       <w:r>
-        <w:t>Cosine similarity was selected as the primary similarity metric because it effectively captures the pattern similarity between WiFi fingerprints regardless of absolute signal strength differences. This metric measures the cosine of the angle between two feature vectors in high-dimensional space, providing a scale-invariant measure of similarity that focuses on the relative pattern of signal strengths across access points rather than absolute power levels.</w:t>
-      </w:r>
-    </w:p>
-    <w:p>
-      <w:r>
-        <w:t xml:space="preserve">The similarity calculation was performed between all pairs of samples, generating a 26 by 26 similarity matrix. The results show remarkably high similarity values across the dataset, with off-diagonal values ranging from approximately 0.981 to 0.9997. The mean similarity across </w:t>
-      </w:r>
-      <w:r>
-        <w:lastRenderedPageBreak/>
-        <w:t>all sample pairs is 0.9923, indicating that the indoor environment maintains relatively consistent WiFi coverage patterns.</w:t>
+        <w:t xml:space="preserve">Cosine similarity was selected as the primary similarity metric because it effectively captures the pattern similarity between </w:t>
+      </w:r>
+      <w:proofErr w:type="spellStart"/>
+      <w:r>
+        <w:t>WiFi</w:t>
+      </w:r>
+      <w:proofErr w:type="spellEnd"/>
+      <w:r>
+        <w:t xml:space="preserve"> fingerprints regardless of absolute signal strength differences. This metric measures the cosine of the angle between two feature vectors in high-dimensional space, providing a scale-invariant measure of similarity that focuses on the relative pattern of signal strengths across access points rather than absolute power levels.</w:t>
+      </w:r>
+    </w:p>
+    <w:p>
+      <w:r>
+        <w:t xml:space="preserve">The similarity calculation was performed between all pairs of samples, generating a 26 by 26 similarity matrix. The results show remarkably high similarity values across the dataset, with off-diagonal values ranging from approximately 0.981 to 0.9997. The mean similarity across all sample pairs is 0.9923, indicating that the indoor environment maintains relatively consistent </w:t>
+      </w:r>
+      <w:proofErr w:type="spellStart"/>
+      <w:r>
+        <w:t>WiFi</w:t>
+      </w:r>
+      <w:proofErr w:type="spellEnd"/>
+      <w:r>
+        <w:t xml:space="preserve"> coverage patterns.</w:t>
       </w:r>
     </w:p>
     <w:p>
@@ -136,19 +176,220 @@
     </w:p>
     <w:p>
       <w:r>
-        <w:t>The similarity matrix reveals distinct block structures corresponding to location groupings. Samples from the same location show the highest similarity values, typically exceeding 0.995, while samples from different locations show lower but still substantial similarity values. This pattern confirms that WiFi fingerprints are location-specific and can be reliably used for indoor positioning.</w:t>
-      </w:r>
-    </w:p>
-    <w:p>
-      <w:r>
-        <w:t>Notable observations include the strong similarity between temporal samples from the same location, indicating that WiFi environments remain stable over short time periods. The NS102 location shows the highest internal consistency with similarity values approaching 1.0 between its temporal samples, suggesting excellent signal stability in this area. Conversely, the JSCG location shows relatively lower similarity to other locations, indicating it has a more distinct WiFi signature that makes it easily distinguishable.</w:t>
-      </w:r>
-    </w:p>
-    <w:p>
-      <w:r>
-        <w:t>The analysis also reveals interesting relationships between physically adjacent locations. Locations that are geographically close to each other, such as those on the same floor or in adjacent rooms, tend to show higher similarity values than locations that are physically distant. This finding aligns with the expected behavior of WiFi signal propagation, where nearby locations share more common access points with similar signal strengths.</w:t>
-      </w:r>
-    </w:p>
+        <w:t xml:space="preserve">The similarity matrix reveals distinct block structures corresponding to location groupings. Samples from the same location show the highest similarity values, typically exceeding 0.995, while samples from different locations show lower but still substantial similarity values. This pattern confirms that </w:t>
+      </w:r>
+      <w:proofErr w:type="spellStart"/>
+      <w:r>
+        <w:t>WiFi</w:t>
+      </w:r>
+      <w:proofErr w:type="spellEnd"/>
+      <w:r>
+        <w:t xml:space="preserve"> fingerprints are location-specific and can be reliably used for indoor positioning.</w:t>
+      </w:r>
+    </w:p>
+    <w:p>
+      <w:r>
+        <w:t xml:space="preserve">Notable observations include the strong similarity between temporal samples from the same </w:t>
+      </w:r>
+      <w:r>
+        <w:lastRenderedPageBreak/>
+        <w:t xml:space="preserve">location, indicating that </w:t>
+      </w:r>
+      <w:proofErr w:type="spellStart"/>
+      <w:r>
+        <w:t>WiFi</w:t>
+      </w:r>
+      <w:proofErr w:type="spellEnd"/>
+      <w:r>
+        <w:t xml:space="preserve"> environments remain stable over short time periods. The NS102 location shows the highest internal consistency with similarity values approaching 1.0 between its temporal samples, suggesting excellent signal stability in this area. Conversely, the JSCG location shows relatively lower similarity to other locations, indicating it has a more distinct </w:t>
+      </w:r>
+      <w:proofErr w:type="spellStart"/>
+      <w:r>
+        <w:t>WiFi</w:t>
+      </w:r>
+      <w:proofErr w:type="spellEnd"/>
+      <w:r>
+        <w:t xml:space="preserve"> signature that makes it easily distinguishable.</w:t>
+      </w:r>
+    </w:p>
+    <w:p>
+      <w:r>
+        <w:t xml:space="preserve">The analysis also reveals interesting relationships between physically adjacent locations. Locations that are geographically close to each other, such as those on the same floor or in adjacent rooms, tend to show higher similarity values than locations that are physically distant. This finding aligns with the expected behavior of </w:t>
+      </w:r>
+      <w:proofErr w:type="spellStart"/>
+      <w:r>
+        <w:t>WiFi</w:t>
+      </w:r>
+      <w:proofErr w:type="spellEnd"/>
+      <w:r>
+        <w:t xml:space="preserve"> signal propagation, where nearby locations share more common access points with similar signal strengths.</w:t>
+      </w:r>
+    </w:p>
+    <w:p/>
+    <w:p>
+      <w:r>
+        <w:rPr>
+          <w:noProof/>
+        </w:rPr>
+        <w:drawing>
+          <wp:inline distT="0" distB="0" distL="0" distR="0" wp14:anchorId="517720CF" wp14:editId="234B4190">
+            <wp:extent cx="5274310" cy="4219575"/>
+            <wp:effectExtent l="0" t="0" r="2540" b="9525"/>
+            <wp:docPr id="801944101" name="图片 4"/>
+            <wp:cNvGraphicFramePr>
+              <a:graphicFrameLocks xmlns:a="http://schemas.openxmlformats.org/drawingml/2006/main" noChangeAspect="1"/>
+            </wp:cNvGraphicFramePr>
+            <a:graphic xmlns:a="http://schemas.openxmlformats.org/drawingml/2006/main">
+              <a:graphicData uri="http://schemas.openxmlformats.org/drawingml/2006/picture">
+                <pic:pic xmlns:pic="http://schemas.openxmlformats.org/drawingml/2006/picture">
+                  <pic:nvPicPr>
+                    <pic:cNvPr id="0" name="Picture 5"/>
+                    <pic:cNvPicPr>
+                      <a:picLocks noChangeAspect="1" noChangeArrowheads="1"/>
+                    </pic:cNvPicPr>
+                  </pic:nvPicPr>
+                  <pic:blipFill>
+                    <a:blip r:embed="rId7" cstate="print">
+                      <a:extLst>
+                        <a:ext uri="{28A0092B-C50C-407E-A947-70E740481C1C}">
+                          <a14:useLocalDpi xmlns:a14="http://schemas.microsoft.com/office/drawing/2010/main" val="0"/>
+                        </a:ext>
+                      </a:extLst>
+                    </a:blip>
+                    <a:srcRect/>
+                    <a:stretch>
+                      <a:fillRect/>
+                    </a:stretch>
+                  </pic:blipFill>
+                  <pic:spPr bwMode="auto">
+                    <a:xfrm>
+                      <a:off x="0" y="0"/>
+                      <a:ext cx="5274310" cy="4219575"/>
+                    </a:xfrm>
+                    <a:prstGeom prst="rect">
+                      <a:avLst/>
+                    </a:prstGeom>
+                    <a:noFill/>
+                    <a:ln>
+                      <a:noFill/>
+                    </a:ln>
+                  </pic:spPr>
+                </pic:pic>
+              </a:graphicData>
+            </a:graphic>
+          </wp:inline>
+        </w:drawing>
+      </w:r>
+      <w:r>
+        <w:rPr>
+          <w:noProof/>
+        </w:rPr>
+        <w:lastRenderedPageBreak/>
+        <w:drawing>
+          <wp:inline distT="0" distB="0" distL="0" distR="0" wp14:anchorId="62329836" wp14:editId="2B6380A7">
+            <wp:extent cx="5274310" cy="4219575"/>
+            <wp:effectExtent l="0" t="0" r="2540" b="9525"/>
+            <wp:docPr id="267757230" name="图片 3"/>
+            <wp:cNvGraphicFramePr>
+              <a:graphicFrameLocks xmlns:a="http://schemas.openxmlformats.org/drawingml/2006/main" noChangeAspect="1"/>
+            </wp:cNvGraphicFramePr>
+            <a:graphic xmlns:a="http://schemas.openxmlformats.org/drawingml/2006/main">
+              <a:graphicData uri="http://schemas.openxmlformats.org/drawingml/2006/picture">
+                <pic:pic xmlns:pic="http://schemas.openxmlformats.org/drawingml/2006/picture">
+                  <pic:nvPicPr>
+                    <pic:cNvPr id="0" name="Picture 4"/>
+                    <pic:cNvPicPr>
+                      <a:picLocks noChangeAspect="1" noChangeArrowheads="1"/>
+                    </pic:cNvPicPr>
+                  </pic:nvPicPr>
+                  <pic:blipFill>
+                    <a:blip r:embed="rId8" cstate="print">
+                      <a:extLst>
+                        <a:ext uri="{28A0092B-C50C-407E-A947-70E740481C1C}">
+                          <a14:useLocalDpi xmlns:a14="http://schemas.microsoft.com/office/drawing/2010/main" val="0"/>
+                        </a:ext>
+                      </a:extLst>
+                    </a:blip>
+                    <a:srcRect/>
+                    <a:stretch>
+                      <a:fillRect/>
+                    </a:stretch>
+                  </pic:blipFill>
+                  <pic:spPr bwMode="auto">
+                    <a:xfrm>
+                      <a:off x="0" y="0"/>
+                      <a:ext cx="5274310" cy="4219575"/>
+                    </a:xfrm>
+                    <a:prstGeom prst="rect">
+                      <a:avLst/>
+                    </a:prstGeom>
+                    <a:noFill/>
+                    <a:ln>
+                      <a:noFill/>
+                    </a:ln>
+                  </pic:spPr>
+                </pic:pic>
+              </a:graphicData>
+            </a:graphic>
+          </wp:inline>
+        </w:drawing>
+      </w:r>
+      <w:r>
+        <w:rPr>
+          <w:noProof/>
+        </w:rPr>
+        <w:lastRenderedPageBreak/>
+        <w:drawing>
+          <wp:inline distT="0" distB="0" distL="0" distR="0" wp14:anchorId="4A0648DA" wp14:editId="3BF11947">
+            <wp:extent cx="5274310" cy="7911465"/>
+            <wp:effectExtent l="0" t="0" r="2540" b="0"/>
+            <wp:docPr id="496276921" name="图片 2"/>
+            <wp:cNvGraphicFramePr>
+              <a:graphicFrameLocks xmlns:a="http://schemas.openxmlformats.org/drawingml/2006/main" noChangeAspect="1"/>
+            </wp:cNvGraphicFramePr>
+            <a:graphic xmlns:a="http://schemas.openxmlformats.org/drawingml/2006/main">
+              <a:graphicData uri="http://schemas.openxmlformats.org/drawingml/2006/picture">
+                <pic:pic xmlns:pic="http://schemas.openxmlformats.org/drawingml/2006/picture">
+                  <pic:nvPicPr>
+                    <pic:cNvPr id="0" name="Picture 3"/>
+                    <pic:cNvPicPr>
+                      <a:picLocks noChangeAspect="1" noChangeArrowheads="1"/>
+                    </pic:cNvPicPr>
+                  </pic:nvPicPr>
+                  <pic:blipFill>
+                    <a:blip r:embed="rId9" cstate="print">
+                      <a:extLst>
+                        <a:ext uri="{28A0092B-C50C-407E-A947-70E740481C1C}">
+                          <a14:useLocalDpi xmlns:a14="http://schemas.microsoft.com/office/drawing/2010/main" val="0"/>
+                        </a:ext>
+                      </a:extLst>
+                    </a:blip>
+                    <a:srcRect/>
+                    <a:stretch>
+                      <a:fillRect/>
+                    </a:stretch>
+                  </pic:blipFill>
+                  <pic:spPr bwMode="auto">
+                    <a:xfrm>
+                      <a:off x="0" y="0"/>
+                      <a:ext cx="5274310" cy="7911465"/>
+                    </a:xfrm>
+                    <a:prstGeom prst="rect">
+                      <a:avLst/>
+                    </a:prstGeom>
+                    <a:noFill/>
+                    <a:ln>
+                      <a:noFill/>
+                    </a:ln>
+                  </pic:spPr>
+                </pic:pic>
+              </a:graphicData>
+            </a:graphic>
+          </wp:inline>
+        </w:drawing>
+      </w:r>
+    </w:p>
+    <w:p/>
     <w:p/>
     <w:p>
       <w:pPr>
@@ -172,18 +413,51 @@
           <w:bCs/>
         </w:rPr>
       </w:pPr>
-      <w:r>
+    </w:p>
+    <w:p>
+      <w:r>
+        <w:rPr>
+          <w:rFonts w:hint="eastAsia"/>
+        </w:rPr>
+        <w:lastRenderedPageBreak/>
+        <w:t>The data in the second stage is transformed into an intuitive network graph where indoor locations are represented as labeled nodes and</w:t>
+      </w:r>
+      <w:r>
+        <w:t xml:space="preserve"> </w:t>
+      </w:r>
+      <w:proofErr w:type="spellStart"/>
+      <w:r>
+        <w:t>WiFi</w:t>
+      </w:r>
+      <w:proofErr w:type="spellEnd"/>
+      <w:r>
+        <w:t xml:space="preserve"> signal similarity is represented as edges, allowing non-technical users to visually understand complex relationships. Each position (e.g., "NS102-T1", "DART-T2") is displayed as a clearly labeled circular node, and the strength of the similarity is encoded by the color of the edge, with green indicating strong similarity (≥0.75) and blue indicating medium similarity (0.5 - 0.75), eliminating the need for numerical interpretation. A circular layout is used to reduce the overlap of edges and highlight clusters of highly similar positions, making the structural pattern clear at a glance. This visualization preserves the underlying data relationships, with highly similar pairs connected by protruding</w:t>
+      </w:r>
+      <w:r>
+        <w:rPr>
+          <w:rFonts w:hint="eastAsia"/>
+        </w:rPr>
+        <w:t xml:space="preserve"> green edges and medium similarity pairs connected by thinner blue edges, revealing features such as tightly connected central clusters that indicate consistent</w:t>
+      </w:r>
+      <w:r>
+        <w:t xml:space="preserve"> </w:t>
+      </w:r>
+      <w:proofErr w:type="spellStart"/>
+      <w:r>
+        <w:t>WiFi</w:t>
+      </w:r>
+      <w:proofErr w:type="spellEnd"/>
+      <w:r>
+        <w:t xml:space="preserve"> signal areas. By avoiding matrix-based representations and focusing on color and spatial layout, the design focuses more on clarity and helps users quickly and easily interpret and explore positional relationships. </w:t>
+      </w:r>
+    </w:p>
+    <w:p>
+      <w:pPr>
         <w:rPr>
           <w:b/>
           <w:bCs/>
         </w:rPr>
-        <w:t>Design Philosophy</w:t>
-      </w:r>
-    </w:p>
-    <w:p>
-      <w:r>
-        <w:t>The visualization design prioritizes clarity and interpretability for non-technical users while maintaining analytical accuracy. Four complementary visualization approaches were developed to present the localization results in an intuitive manner.</w:t>
-      </w:r>
+      </w:pPr>
     </w:p>
     <w:p>
       <w:pPr>
@@ -194,21 +468,65 @@
       </w:pPr>
       <w:r>
         <w:rPr>
+          <w:noProof/>
+        </w:rPr>
+        <w:drawing>
+          <wp:inline distT="0" distB="0" distL="0" distR="0" wp14:anchorId="6C1C23F4" wp14:editId="0920626F">
+            <wp:extent cx="5274310" cy="3757930"/>
+            <wp:effectExtent l="0" t="0" r="2540" b="0"/>
+            <wp:docPr id="1581286790" name="图片 1"/>
+            <wp:cNvGraphicFramePr>
+              <a:graphicFrameLocks xmlns:a="http://schemas.openxmlformats.org/drawingml/2006/main" noChangeAspect="1"/>
+            </wp:cNvGraphicFramePr>
+            <a:graphic xmlns:a="http://schemas.openxmlformats.org/drawingml/2006/main">
+              <a:graphicData uri="http://schemas.openxmlformats.org/drawingml/2006/picture">
+                <pic:pic xmlns:pic="http://schemas.openxmlformats.org/drawingml/2006/picture">
+                  <pic:nvPicPr>
+                    <pic:cNvPr id="0" name="Picture 1"/>
+                    <pic:cNvPicPr>
+                      <a:picLocks noChangeAspect="1" noChangeArrowheads="1"/>
+                    </pic:cNvPicPr>
+                  </pic:nvPicPr>
+                  <pic:blipFill>
+                    <a:blip r:embed="rId10" cstate="print">
+                      <a:extLst>
+                        <a:ext uri="{28A0092B-C50C-407E-A947-70E740481C1C}">
+                          <a14:useLocalDpi xmlns:a14="http://schemas.microsoft.com/office/drawing/2010/main" val="0"/>
+                        </a:ext>
+                      </a:extLst>
+                    </a:blip>
+                    <a:srcRect/>
+                    <a:stretch>
+                      <a:fillRect/>
+                    </a:stretch>
+                  </pic:blipFill>
+                  <pic:spPr bwMode="auto">
+                    <a:xfrm>
+                      <a:off x="0" y="0"/>
+                      <a:ext cx="5274310" cy="3757930"/>
+                    </a:xfrm>
+                    <a:prstGeom prst="rect">
+                      <a:avLst/>
+                    </a:prstGeom>
+                    <a:noFill/>
+                    <a:ln>
+                      <a:noFill/>
+                    </a:ln>
+                  </pic:spPr>
+                </pic:pic>
+              </a:graphicData>
+            </a:graphic>
+          </wp:inline>
+        </w:drawing>
+      </w:r>
+    </w:p>
+    <w:p>
+      <w:pPr>
+        <w:rPr>
           <w:b/>
           <w:bCs/>
         </w:rPr>
-        <w:t>Location Proximity Indicator</w:t>
-      </w:r>
-    </w:p>
-    <w:p>
-      <w:r>
-        <w:t>The first design presents a horizontal bar chart showing the similarity between a selected location and all other locations in the dataset. This visualization uses color coding to indicate similarity levels: dark green for high similarity (above 0.995), orange for medium similarity (0.99 to 0.995), and red for lower similarity (below 0.99). This immediate visual feedback allows users to quickly identify which locations have similar WiFi characteristics to their current position.</w:t>
-      </w:r>
-    </w:p>
-    <w:p>
-      <w:r>
-        <w:t>The chart is organized with the most similar locations at the top, creating a ranked list of location matches. This format is immediately understandable as it resembles common ranking interfaces found in mobile applications and search results.</w:t>
-      </w:r>
+      </w:pPr>
     </w:p>
     <w:p>
       <w:pPr>
@@ -222,140 +540,65 @@
           <w:b/>
           <w:bCs/>
         </w:rPr>
-        <w:t>Location Group Similarity Map</w:t>
-      </w:r>
-    </w:p>
-    <w:p>
-      <w:r>
-        <w:t>The second visualization presents a reorganized similarity matrix where samples are grouped by location rather than by collection order. This heatmap uses a diverging color scheme with green indicating high similarity and red indicating lower similarity. White grid lines separate the seven location groups, making it easy to identify the block-diagonal structure that represents within-location similarity.</w:t>
-      </w:r>
-    </w:p>
-    <w:p>
-      <w:r>
-        <w:t>This design effectively communicates the clustering pattern in the data, showing that samples from the same location form tight clusters while different locations show distinct patterns. The color intensity provides immediate visual feedback about the strength of location signatures.</w:t>
-      </w:r>
-    </w:p>
-    <w:p>
-      <w:pPr>
-        <w:rPr>
-          <w:b/>
-          <w:bCs/>
-        </w:rPr>
-      </w:pPr>
-      <w:r>
-        <w:rPr>
-          <w:b/>
-          <w:bCs/>
+        <w:t>Conclusion</w:t>
+      </w:r>
+    </w:p>
+    <w:p>
+      <w:r>
+        <w:rPr>
+          <w:rFonts w:hint="eastAsia"/>
+        </w:rPr>
+        <w:t xml:space="preserve">In summary, this study successfully utilized </w:t>
+      </w:r>
+      <w:proofErr w:type="spellStart"/>
+      <w:r>
+        <w:rPr>
+          <w:rFonts w:hint="eastAsia"/>
+        </w:rPr>
+        <w:t>WiFi</w:t>
+      </w:r>
+      <w:proofErr w:type="spellEnd"/>
+      <w:r>
+        <w:rPr>
+          <w:rFonts w:hint="eastAsia"/>
+        </w:rPr>
+        <w:t xml:space="preserve"> signal strength data collected via an Android application to analyze indoor localization patterns within a university building. Through the application of Cosine Similarity on the high-dimensional feature vectors, the research demonstrated that </w:t>
+      </w:r>
+      <w:proofErr w:type="spellStart"/>
+      <w:r>
+        <w:rPr>
+          <w:rFonts w:hint="eastAsia"/>
+        </w:rPr>
+        <w:t>WiFi</w:t>
+      </w:r>
+      <w:proofErr w:type="spellEnd"/>
+      <w:r>
+        <w:rPr>
+          <w:rFonts w:hint="eastAsia"/>
+        </w:rPr>
+        <w:t xml:space="preserve"> fingerprints are distinct and location-specific, maintaining stable patterns over time and exhibiting strong correlations between geographically adjacent areas. Furthermore, the implementation of a user-friendly network graph visualization effectively translated complex numerical similarity scores into an intuitive format, allowing non-technical users to easily identify relationships between locations without requiring an understanding of </w:t>
+      </w:r>
+      <w:r>
+        <w:rPr>
+          <w:rFonts w:hint="eastAsia"/>
         </w:rPr>
         <w:lastRenderedPageBreak/>
-        <w:t>Top Location Matches Display</w:t>
-      </w:r>
-    </w:p>
-    <w:p>
-      <w:r>
-        <w:t>The third design focuses on practical localization by showing the top five most likely location matches for a given sample. This horizontal bar chart displays match confidence as percentages, with the highest match highlighted through a distinctive border and darker coloring. The visualization mimics the interface of a positioning application, showing users not just the best match but also alternative possibilities with their associated confidence levels.</w:t>
-      </w:r>
-    </w:p>
-    <w:p>
-      <w:r>
-        <w:t>This approach acknowledges the probabilistic nature of indoor localization and provides users with a sense of certainty about the position estimate. The percentage values are more intuitive than raw similarity scores, as they directly communicate the confidence level in each location match.</w:t>
-      </w:r>
-    </w:p>
-    <w:p>
-      <w:pPr>
-        <w:rPr>
-          <w:b/>
-          <w:bCs/>
-        </w:rPr>
-      </w:pPr>
-      <w:r>
-        <w:rPr>
-          <w:b/>
-          <w:bCs/>
-        </w:rPr>
-        <w:t>Signal Quality Dashboard</w:t>
-      </w:r>
-    </w:p>
-    <w:p>
-      <w:r>
-        <w:t>The fourth visualization presents a pie chart showing the distribution of signal quality at the current location. The chart categorizes detected access points into three quality levels: strong signals (above -70 dBm), medium signals (-85 to -70 dBm), and weak signals (below -85 dBm). This provides users with immediate feedback about the reliability of their current WiFi environment.</w:t>
-      </w:r>
-    </w:p>
-    <w:p>
-      <w:r>
-        <w:t>The center of the pie chart displays the total number of detected access points, giving users a sense of the richness of the WiFi infrastructure at their location. This visualization helps users understand why location estimation might be more or less accurate depending on the signal environment quality.</w:t>
-      </w:r>
-    </w:p>
-    <w:p>
-      <w:pPr>
-        <w:rPr>
-          <w:b/>
-          <w:bCs/>
-        </w:rPr>
-      </w:pPr>
-      <w:r>
-        <w:rPr>
-          <w:b/>
-          <w:bCs/>
-        </w:rPr>
-        <w:t>Discussion and Implications</w:t>
-      </w:r>
-    </w:p>
-    <w:p>
-      <w:r>
-        <w:t>The analysis demonstrates that WiFi-based indoor localization is highly feasible using simple similarity metrics. The consistently high similarity values across the dataset suggest that the building has a dense and stable WiFi infrastructure that creates reliable location fingerprints. The temporal stability of these fingerprints indicates that the system would not require frequent recalibration.</w:t>
-      </w:r>
-    </w:p>
-    <w:p>
-      <w:r>
-        <w:t>The distinctiveness of location signatures, even between geographically close locations, suggests that the positioning system could achieve high accuracy. The similarity patterns show that each location has a unique WiFi fingerprint that distinguishes it from others, which is the fundamental requirement for accurate indoor positioning.</w:t>
-      </w:r>
-    </w:p>
-    <w:p>
-      <w:r>
-        <w:t>The visualization designs address the challenge of presenting high-dimensional similarity data in an accessible format. By using familiar visual metaphors such as ranked lists, heatmaps, and quality indicators, the designs make the localization results understandable without requiring technical knowledge of cosine similarity or signal processing.</w:t>
-      </w:r>
-    </w:p>
-    <w:p>
-      <w:pPr>
-        <w:rPr>
-          <w:b/>
-          <w:bCs/>
-        </w:rPr>
-      </w:pPr>
-      <w:r>
-        <w:rPr>
-          <w:b/>
-          <w:bCs/>
-        </w:rPr>
-        <w:t>Conclusion</w:t>
-      </w:r>
-    </w:p>
-    <w:p>
-      <w:r>
-        <w:t>This indoor localization study successfully demonstrates the application of WiFi fingerprinting for location identification. The cosine similarity analysis reveals strong location-specific patterns in WiFi signal data, with similarity metrics effectively distinguishing between different physical locations. The high similarity values between temporal samples from the same location confirm the stability of WiFi fingerprints over time, while the lower similarities between different locations validate the distinctiveness of location signatures.</w:t>
-      </w:r>
-    </w:p>
-    <w:p>
-      <w:r>
-        <w:t xml:space="preserve">The user-friendly visualizations developed in Stage 3 successfully translate the technical similarity metrics into intuitive displays that non-technical users can interpret. The combination of proximity indicators, similarity maps, match rankings, and signal quality </w:t>
-      </w:r>
-      <w:r>
-        <w:lastRenderedPageBreak/>
-        <w:t>dashboards provides a comprehensive view of the localization results while maintaining accessibility.</w:t>
-      </w:r>
-    </w:p>
-    <w:p>
-      <w:r>
-        <w:t>The findings support the viability of WiFi-based indoor positioning systems for applications such as wayfinding, location-based services, and asset tracking within buildings. The methodology and visualization approaches developed in this study can be extended to larger-scale deployments and integrated into mobile applications for practical indoor navigation assistance.</w:t>
-      </w:r>
-    </w:p>
-    <w:p>
-      <w:pPr>
+        <w:t xml:space="preserve">raw data. These findings confirm the viability of using </w:t>
+      </w:r>
+      <w:proofErr w:type="spellStart"/>
+      <w:r>
         <w:rPr>
           <w:rFonts w:hint="eastAsia"/>
         </w:rPr>
-      </w:pPr>
+        <w:t>WiFi</w:t>
+      </w:r>
+      <w:proofErr w:type="spellEnd"/>
+      <w:r>
+        <w:rPr>
+          <w:rFonts w:hint="eastAsia"/>
+        </w:rPr>
+        <w:t xml:space="preserve"> signal analysis for indoor positioning and highlight the importance of accessible data representation in spatial research.</w:t>
+      </w:r>
     </w:p>
     <w:sectPr>
       <w:pgSz w:w="11906" w:h="16838"/>
@@ -403,6 +646,163 @@
     </w:p>
   </w:footnote>
 </w:footnotes>
+</file>
+
+<file path=word/numbering.xml><?xml version="1.0" encoding="utf-8"?>
+<w:numbering xmlns:wpc="http://schemas.microsoft.com/office/word/2010/wordprocessingCanvas" xmlns:cx="http://schemas.microsoft.com/office/drawing/2014/chartex" xmlns:cx1="http://schemas.microsoft.com/office/drawing/2015/9/8/chartex" xmlns:cx2="http://schemas.microsoft.com/office/drawing/2015/10/21/chartex" xmlns:cx3="http://schemas.microsoft.com/office/drawing/2016/5/9/chartex" xmlns:cx4="http://schemas.microsoft.com/office/drawing/2016/5/10/chartex" xmlns:cx5="http://schemas.microsoft.com/office/drawing/2016/5/11/chartex" xmlns:cx6="http://schemas.microsoft.com/office/drawing/2016/5/12/chartex" xmlns:cx7="http://schemas.microsoft.com/office/drawing/2016/5/13/chartex" xmlns:cx8="http://schemas.microsoft.com/office/drawing/2016/5/14/chartex" xmlns:mc="http://schemas.openxmlformats.org/markup-compatibility/2006" xmlns:aink="http://schemas.microsoft.com/office/drawing/2016/ink" xmlns:am3d="http://schemas.microsoft.com/office/drawing/2017/model3d" xmlns:o="urn:schemas-microsoft-com:office:office" xmlns:oel="http://schemas.microsoft.com/office/2019/extlst" xmlns:r="http://schemas.openxmlformats.org/officeDocument/2006/relationships" xmlns:m="http://schemas.openxmlformats.org/officeDocument/2006/math" xmlns:v="urn:schemas-microsoft-com:vml" xmlns:wp14="http://schemas.microsoft.com/office/word/2010/wordprocessingDrawing" xmlns:wp="http://schemas.openxmlformats.org/drawingml/2006/wordprocessingDrawing" xmlns:w10="urn:schemas-microsoft-com:office:word" xmlns:w="http://schemas.openxmlformats.org/wordprocessingml/2006/main" xmlns:w14="http://schemas.microsoft.com/office/word/2010/wordml" xmlns:w15="http://schemas.microsoft.com/office/word/2012/wordml" xmlns:w16cex="http://schemas.microsoft.com/office/word/2018/wordml/cex" xmlns:w16cid="http://schemas.microsoft.com/office/word/2016/wordml/cid" xmlns:w16="http://schemas.microsoft.com/office/word/2018/wordml" xmlns:w16du="http://schemas.microsoft.com/office/word/2023/wordml/word16du" xmlns:w16sdtdh="http://schemas.microsoft.com/office/word/2020/wordml/sdtdatahash" xmlns:w16sdtfl="http://schemas.microsoft.com/office/word/2024/wordml/sdtformatlock" xmlns:w16se="http://schemas.microsoft.com/office/word/2015/wordml/symex" xmlns:wpg="http://schemas.microsoft.com/office/word/2010/wordprocessingGroup" xmlns:wpi="http://schemas.microsoft.com/office/word/2010/wordprocessingInk" xmlns:wne="http://schemas.microsoft.com/office/word/2006/wordml" xmlns:wps="http://schemas.microsoft.com/office/word/2010/wordprocessingShape" mc:Ignorable="w14 w15 w16se w16cid w16 w16cex w16sdtdh w16sdtfl w16du wp14">
+  <w:abstractNum w:abstractNumId="0" w15:restartNumberingAfterBreak="0">
+    <w:nsid w:val="17484E55"/>
+    <w:multiLevelType w:val="multilevel"/>
+    <w:tmpl w:val="AC943DB0"/>
+    <w:lvl w:ilvl="0">
+      <w:start w:val="1"/>
+      <w:numFmt w:val="bullet"/>
+      <w:lvlText w:val=""/>
+      <w:lvlJc w:val="left"/>
+      <w:pPr>
+        <w:tabs>
+          <w:tab w:val="num" w:pos="720"/>
+        </w:tabs>
+        <w:ind w:left="720" w:hanging="360"/>
+      </w:pPr>
+      <w:rPr>
+        <w:rFonts w:ascii="Symbol" w:hAnsi="Symbol" w:hint="default"/>
+        <w:sz w:val="20"/>
+      </w:rPr>
+    </w:lvl>
+    <w:lvl w:ilvl="1">
+      <w:start w:val="1"/>
+      <w:numFmt w:val="bullet"/>
+      <w:lvlText w:val="o"/>
+      <w:lvlJc w:val="left"/>
+      <w:pPr>
+        <w:tabs>
+          <w:tab w:val="num" w:pos="1440"/>
+        </w:tabs>
+        <w:ind w:left="1440" w:hanging="360"/>
+      </w:pPr>
+      <w:rPr>
+        <w:rFonts w:ascii="Courier New" w:hAnsi="Courier New" w:hint="default"/>
+        <w:sz w:val="20"/>
+      </w:rPr>
+    </w:lvl>
+    <w:lvl w:ilvl="2" w:tentative="1">
+      <w:start w:val="1"/>
+      <w:numFmt w:val="bullet"/>
+      <w:lvlText w:val=""/>
+      <w:lvlJc w:val="left"/>
+      <w:pPr>
+        <w:tabs>
+          <w:tab w:val="num" w:pos="2160"/>
+        </w:tabs>
+        <w:ind w:left="2160" w:hanging="360"/>
+      </w:pPr>
+      <w:rPr>
+        <w:rFonts w:ascii="Wingdings" w:hAnsi="Wingdings" w:hint="default"/>
+        <w:sz w:val="20"/>
+      </w:rPr>
+    </w:lvl>
+    <w:lvl w:ilvl="3" w:tentative="1">
+      <w:start w:val="1"/>
+      <w:numFmt w:val="bullet"/>
+      <w:lvlText w:val=""/>
+      <w:lvlJc w:val="left"/>
+      <w:pPr>
+        <w:tabs>
+          <w:tab w:val="num" w:pos="2880"/>
+        </w:tabs>
+        <w:ind w:left="2880" w:hanging="360"/>
+      </w:pPr>
+      <w:rPr>
+        <w:rFonts w:ascii="Wingdings" w:hAnsi="Wingdings" w:hint="default"/>
+        <w:sz w:val="20"/>
+      </w:rPr>
+    </w:lvl>
+    <w:lvl w:ilvl="4" w:tentative="1">
+      <w:start w:val="1"/>
+      <w:numFmt w:val="bullet"/>
+      <w:lvlText w:val=""/>
+      <w:lvlJc w:val="left"/>
+      <w:pPr>
+        <w:tabs>
+          <w:tab w:val="num" w:pos="3600"/>
+        </w:tabs>
+        <w:ind w:left="3600" w:hanging="360"/>
+      </w:pPr>
+      <w:rPr>
+        <w:rFonts w:ascii="Wingdings" w:hAnsi="Wingdings" w:hint="default"/>
+        <w:sz w:val="20"/>
+      </w:rPr>
+    </w:lvl>
+    <w:lvl w:ilvl="5" w:tentative="1">
+      <w:start w:val="1"/>
+      <w:numFmt w:val="bullet"/>
+      <w:lvlText w:val=""/>
+      <w:lvlJc w:val="left"/>
+      <w:pPr>
+        <w:tabs>
+          <w:tab w:val="num" w:pos="4320"/>
+        </w:tabs>
+        <w:ind w:left="4320" w:hanging="360"/>
+      </w:pPr>
+      <w:rPr>
+        <w:rFonts w:ascii="Wingdings" w:hAnsi="Wingdings" w:hint="default"/>
+        <w:sz w:val="20"/>
+      </w:rPr>
+    </w:lvl>
+    <w:lvl w:ilvl="6" w:tentative="1">
+      <w:start w:val="1"/>
+      <w:numFmt w:val="bullet"/>
+      <w:lvlText w:val=""/>
+      <w:lvlJc w:val="left"/>
+      <w:pPr>
+        <w:tabs>
+          <w:tab w:val="num" w:pos="5040"/>
+        </w:tabs>
+        <w:ind w:left="5040" w:hanging="360"/>
+      </w:pPr>
+      <w:rPr>
+        <w:rFonts w:ascii="Wingdings" w:hAnsi="Wingdings" w:hint="default"/>
+        <w:sz w:val="20"/>
+      </w:rPr>
+    </w:lvl>
+    <w:lvl w:ilvl="7" w:tentative="1">
+      <w:start w:val="1"/>
+      <w:numFmt w:val="bullet"/>
+      <w:lvlText w:val=""/>
+      <w:lvlJc w:val="left"/>
+      <w:pPr>
+        <w:tabs>
+          <w:tab w:val="num" w:pos="5760"/>
+        </w:tabs>
+        <w:ind w:left="5760" w:hanging="360"/>
+      </w:pPr>
+      <w:rPr>
+        <w:rFonts w:ascii="Wingdings" w:hAnsi="Wingdings" w:hint="default"/>
+        <w:sz w:val="20"/>
+      </w:rPr>
+    </w:lvl>
+    <w:lvl w:ilvl="8" w:tentative="1">
+      <w:start w:val="1"/>
+      <w:numFmt w:val="bullet"/>
+      <w:lvlText w:val=""/>
+      <w:lvlJc w:val="left"/>
+      <w:pPr>
+        <w:tabs>
+          <w:tab w:val="num" w:pos="6480"/>
+        </w:tabs>
+        <w:ind w:left="6480" w:hanging="360"/>
+      </w:pPr>
+      <w:rPr>
+        <w:rFonts w:ascii="Wingdings" w:hAnsi="Wingdings" w:hint="default"/>
+        <w:sz w:val="20"/>
+      </w:rPr>
+    </w:lvl>
+  </w:abstractNum>
+  <w:num w:numId="1" w16cid:durableId="1775437528">
+    <w:abstractNumId w:val="0"/>
+  </w:num>
+</w:numbering>
 </file>
 
 <file path=word/styles.xml><?xml version="1.0" encoding="utf-8"?>

--- a/A4.docx
+++ b/A4.docx
@@ -73,9 +73,34 @@
     </w:p>
     <w:p/>
     <w:p>
+      <w:pPr>
+        <w:rPr>
+          <w:rFonts w:hint="eastAsia"/>
+        </w:rPr>
+      </w:pPr>
       <w:r>
         <w:t>This report uses lab-provided mobile phones to collect data collected at designated locations and incorporates lab-provided data to improve training samples</w:t>
       </w:r>
+      <w:r>
+        <w:rPr>
+          <w:rFonts w:hint="eastAsia"/>
+        </w:rPr>
+        <w:t>.</w:t>
+      </w:r>
+      <w:r>
+        <w:rPr>
+          <w:rFonts w:hint="eastAsia"/>
+        </w:rPr>
+        <w:t xml:space="preserve"> The referenced alternate data has also been recognized, and the code and results have been uploaded to</w:t>
+      </w:r>
+      <w:hyperlink r:id="rId7" w:history="1">
+        <w:r>
+          <w:rPr>
+            <w:rStyle w:val="af2"/>
+          </w:rPr>
+          <w:t xml:space="preserve"> the https://github.com/ll711/A4</w:t>
+        </w:r>
+      </w:hyperlink>
     </w:p>
     <w:p/>
     <w:p>
@@ -108,134 +133,49 @@
         <w:t>Feature Representation</w:t>
       </w:r>
     </w:p>
-    <w:p>
-      <w:r>
-        <w:t>Each location sample is represented as a high-dimensional feature vector containing signal strength values from all detected access points. The feature matrix has dimensions of 26 samples by 589 access points, creating a sparse data structure where many entries contain -100 dBm values indicating that particular access points were not detected or were below the detection threshold at specific locations.</w:t>
-      </w:r>
-    </w:p>
-    <w:p>
-      <w:r>
-        <w:t>The signal strength distributions show considerable variation across locations. Some areas like NS102 exhibit consistently strong signal reception with average values around -55 to -60 dBm, while other locations such as GRAPH and HANE show weaker average signals closer to -75 to -80 dBm. This variation reflects the physical layout of the building, with some locations having direct line-of-sight to multiple access points while others are shielded by structural elements.</w:t>
-      </w:r>
-    </w:p>
-    <w:p>
-      <w:pPr>
-        <w:rPr>
-          <w:b/>
-          <w:bCs/>
-        </w:rPr>
-      </w:pPr>
-      <w:r>
-        <w:rPr>
-          <w:b/>
-          <w:bCs/>
-        </w:rPr>
-        <w:t>Cosine Similarity Implementation</w:t>
-      </w:r>
-    </w:p>
-    <w:p>
-      <w:r>
-        <w:t xml:space="preserve">Cosine similarity was selected as the primary similarity metric because it effectively captures the pattern similarity between </w:t>
-      </w:r>
+    <w:p/>
+    <w:p>
       <w:proofErr w:type="spellStart"/>
       <w:r>
         <w:t>WiFi</w:t>
       </w:r>
       <w:proofErr w:type="spellEnd"/>
       <w:r>
-        <w:t xml:space="preserve"> fingerprints regardless of absolute signal strength differences. This metric measures the cosine of the angle between two feature vectors in high-dimensional space, providing a scale-invariant measure of similarity that focuses on the relative pattern of signal strengths across access points rather than absolute power levels.</w:t>
-      </w:r>
-    </w:p>
-    <w:p>
-      <w:r>
-        <w:t xml:space="preserve">The similarity calculation was performed between all pairs of samples, generating a 26 by 26 similarity matrix. The results show remarkably high similarity values across the dataset, with off-diagonal values ranging from approximately 0.981 to 0.9997. The mean similarity across all sample pairs is 0.9923, indicating that the indoor environment maintains relatively consistent </w:t>
-      </w:r>
-      <w:proofErr w:type="spellStart"/>
-      <w:r>
-        <w:t>WiFi</w:t>
-      </w:r>
-      <w:proofErr w:type="spellEnd"/>
-      <w:r>
-        <w:t xml:space="preserve"> coverage patterns.</w:t>
-      </w:r>
-    </w:p>
-    <w:p>
-      <w:pPr>
-        <w:rPr>
-          <w:b/>
-          <w:bCs/>
-        </w:rPr>
-      </w:pPr>
-      <w:r>
-        <w:rPr>
-          <w:b/>
-          <w:bCs/>
-        </w:rPr>
-        <w:t>Key Findings from Similarity Analysis</w:t>
-      </w:r>
-    </w:p>
-    <w:p>
-      <w:r>
-        <w:t xml:space="preserve">The similarity matrix reveals distinct block structures corresponding to location groupings. Samples from the same location show the highest similarity values, typically exceeding 0.995, while samples from different locations show lower but still substantial similarity values. This pattern confirms that </w:t>
-      </w:r>
-      <w:proofErr w:type="spellStart"/>
-      <w:r>
-        <w:t>WiFi</w:t>
-      </w:r>
-      <w:proofErr w:type="spellEnd"/>
-      <w:r>
-        <w:t xml:space="preserve"> fingerprints are location-specific and can be reliably used for indoor positioning.</w:t>
-      </w:r>
-    </w:p>
-    <w:p>
-      <w:r>
-        <w:t xml:space="preserve">Notable observations include the strong similarity between temporal samples from the same </w:t>
-      </w:r>
-      <w:r>
-        <w:lastRenderedPageBreak/>
-        <w:t xml:space="preserve">location, indicating that </w:t>
-      </w:r>
-      <w:proofErr w:type="spellStart"/>
-      <w:r>
-        <w:t>WiFi</w:t>
-      </w:r>
-      <w:proofErr w:type="spellEnd"/>
-      <w:r>
-        <w:t xml:space="preserve"> environments remain stable over short time periods. The NS102 location shows the highest internal consistency with similarity values approaching 1.0 between its temporal samples, suggesting excellent signal stability in this area. Conversely, the JSCG location shows relatively lower similarity to other locations, indicating it has a more distinct </w:t>
-      </w:r>
-      <w:proofErr w:type="spellStart"/>
-      <w:r>
-        <w:t>WiFi</w:t>
-      </w:r>
-      <w:proofErr w:type="spellEnd"/>
-      <w:r>
-        <w:t xml:space="preserve"> signature that makes it easily distinguishable.</w:t>
-      </w:r>
-    </w:p>
-    <w:p>
-      <w:r>
-        <w:t xml:space="preserve">The analysis also reveals interesting relationships between physically adjacent locations. Locations that are geographically close to each other, such as those on the same floor or in adjacent rooms, tend to show higher similarity values than locations that are physically distant. This finding aligns with the expected behavior of </w:t>
-      </w:r>
-      <w:proofErr w:type="spellStart"/>
-      <w:r>
-        <w:t>WiFi</w:t>
-      </w:r>
-      <w:proofErr w:type="spellEnd"/>
-      <w:r>
-        <w:t xml:space="preserve"> signal propagation, where nearby locations share more common access points with similar signal strengths.</w:t>
+        <w:t xml:space="preserve"> Signal Strength Observation</w:t>
       </w:r>
     </w:p>
     <w:p/>
     <w:p>
       <w:r>
         <w:rPr>
+          <w:rFonts w:hint="eastAsia"/>
+        </w:rPr>
+        <w:t>Fig</w:t>
+      </w:r>
+      <w:r>
+        <w:rPr>
+          <w:rFonts w:hint="eastAsia"/>
+        </w:rPr>
+        <w:t>.</w:t>
+      </w:r>
+      <w:r>
+        <w:rPr>
+          <w:rFonts w:hint="eastAsia"/>
+        </w:rPr>
+        <w:t xml:space="preserve"> 1:</w:t>
+      </w:r>
+    </w:p>
+    <w:p/>
+    <w:p>
+      <w:r>
+        <w:rPr>
           <w:noProof/>
         </w:rPr>
         <w:drawing>
-          <wp:inline distT="0" distB="0" distL="0" distR="0" wp14:anchorId="517720CF" wp14:editId="234B4190">
-            <wp:extent cx="5274310" cy="4219575"/>
-            <wp:effectExtent l="0" t="0" r="2540" b="9525"/>
-            <wp:docPr id="801944101" name="图片 4"/>
+          <wp:inline distT="0" distB="0" distL="0" distR="0" wp14:anchorId="08A4A592" wp14:editId="570C4370">
+            <wp:extent cx="5274310" cy="3956050"/>
+            <wp:effectExtent l="0" t="0" r="2540" b="6350"/>
+            <wp:docPr id="535720284" name="图片 3"/>
             <wp:cNvGraphicFramePr>
               <a:graphicFrameLocks xmlns:a="http://schemas.openxmlformats.org/drawingml/2006/main" noChangeAspect="1"/>
             </wp:cNvGraphicFramePr>
@@ -243,13 +183,13 @@
               <a:graphicData uri="http://schemas.openxmlformats.org/drawingml/2006/picture">
                 <pic:pic xmlns:pic="http://schemas.openxmlformats.org/drawingml/2006/picture">
                   <pic:nvPicPr>
-                    <pic:cNvPr id="0" name="Picture 5"/>
+                    <pic:cNvPr id="0" name="Picture 3"/>
                     <pic:cNvPicPr>
                       <a:picLocks noChangeAspect="1" noChangeArrowheads="1"/>
                     </pic:cNvPicPr>
                   </pic:nvPicPr>
                   <pic:blipFill>
-                    <a:blip r:embed="rId7" cstate="print">
+                    <a:blip r:embed="rId8">
                       <a:extLst>
                         <a:ext uri="{28A0092B-C50C-407E-A947-70E740481C1C}">
                           <a14:useLocalDpi xmlns:a14="http://schemas.microsoft.com/office/drawing/2010/main" val="0"/>
@@ -264,7 +204,7 @@
                   <pic:spPr bwMode="auto">
                     <a:xfrm>
                       <a:off x="0" y="0"/>
-                      <a:ext cx="5274310" cy="4219575"/>
+                      <a:ext cx="5274310" cy="3956050"/>
                     </a:xfrm>
                     <a:prstGeom prst="rect">
                       <a:avLst/>
@@ -280,16 +220,240 @@
           </wp:inline>
         </w:drawing>
       </w:r>
-      <w:r>
-        <w:rPr>
+    </w:p>
+    <w:p/>
+    <w:p>
+      <w:r>
+        <w:lastRenderedPageBreak/>
+        <w:t xml:space="preserve">Figure 1 shows the </w:t>
+      </w:r>
+      <w:proofErr w:type="spellStart"/>
+      <w:r>
+        <w:t>WiFi</w:t>
+      </w:r>
+      <w:proofErr w:type="spellEnd"/>
+      <w:r>
+        <w:t xml:space="preserve"> signal strength distributions collected from the different indoor locations. Each location is represented by a high-dimensional feature vector containing signal strength values from all detected access points. In this dataset, the feature matrix consists of 26 samples and 589 access points. Because many access points were not detected at certain locations, the data are sparse and contain a large number of -100 dBm values, which represent missing or undetectable signals.</w:t>
+      </w:r>
+    </w:p>
+    <w:p/>
+    <w:p>
+      <w:r>
+        <w:t xml:space="preserve">The plots indicate clear variation in signal strength across locations. Some locations, such as NS102, show comparatively stronger and more consistent signal reception, with multiple access points detected at higher signal levels. Other locations, including GRAPH and HANE, appear to have weaker overall signal strength and fewer strong detections. This suggests that the indoor layout and physical obstructions have a noticeable effect on </w:t>
+      </w:r>
+      <w:proofErr w:type="spellStart"/>
+      <w:r>
+        <w:t>WiFi</w:t>
+      </w:r>
+      <w:proofErr w:type="spellEnd"/>
+      <w:r>
+        <w:t xml:space="preserve"> propagation. Locations with better line-of-sight to access points tend to produce richer signal patterns, while more enclosed areas generate weaker and sparser fingerprints.</w:t>
+      </w:r>
+    </w:p>
+    <w:p/>
+    <w:p>
+      <w:r>
+        <w:t>Although the signal strengths differ between locations, repeated samples from the same area remain broadly similar.</w:t>
+      </w:r>
+    </w:p>
+    <w:p/>
+    <w:p>
+      <w:r>
+        <w:t>Cosine Similarity Analysis</w:t>
+      </w:r>
+    </w:p>
+    <w:p/>
+    <w:p>
+      <w:r>
+        <w:t>F</w:t>
+      </w:r>
+      <w:r>
+        <w:rPr>
+          <w:rFonts w:hint="eastAsia"/>
+        </w:rPr>
+        <w:t>ig. 2:</w:t>
+      </w:r>
+    </w:p>
+    <w:p/>
+    <w:p>
+      <w:r>
+        <w:rPr>
+          <w:noProof/>
+        </w:rPr>
+        <w:drawing>
+          <wp:inline distT="0" distB="0" distL="0" distR="0" wp14:anchorId="542C5E4E" wp14:editId="1EA2A89F">
+            <wp:extent cx="5274310" cy="3956050"/>
+            <wp:effectExtent l="0" t="0" r="2540" b="6350"/>
+            <wp:docPr id="1811071232" name="图片 1"/>
+            <wp:cNvGraphicFramePr>
+              <a:graphicFrameLocks xmlns:a="http://schemas.openxmlformats.org/drawingml/2006/main" noChangeAspect="1"/>
+            </wp:cNvGraphicFramePr>
+            <a:graphic xmlns:a="http://schemas.openxmlformats.org/drawingml/2006/main">
+              <a:graphicData uri="http://schemas.openxmlformats.org/drawingml/2006/picture">
+                <pic:pic xmlns:pic="http://schemas.openxmlformats.org/drawingml/2006/picture">
+                  <pic:nvPicPr>
+                    <pic:cNvPr id="1811071232" name=""/>
+                    <pic:cNvPicPr/>
+                  </pic:nvPicPr>
+                  <pic:blipFill>
+                    <a:blip r:embed="rId9"/>
+                    <a:stretch>
+                      <a:fillRect/>
+                    </a:stretch>
+                  </pic:blipFill>
+                  <pic:spPr>
+                    <a:xfrm>
+                      <a:off x="0" y="0"/>
+                      <a:ext cx="5274310" cy="3956050"/>
+                    </a:xfrm>
+                    <a:prstGeom prst="rect">
+                      <a:avLst/>
+                    </a:prstGeom>
+                  </pic:spPr>
+                </pic:pic>
+              </a:graphicData>
+            </a:graphic>
+          </wp:inline>
+        </w:drawing>
+      </w:r>
+    </w:p>
+    <w:p/>
+    <w:p>
+      <w:r>
+        <w:lastRenderedPageBreak/>
+        <w:t xml:space="preserve">To measure the relationship between the </w:t>
+      </w:r>
+      <w:proofErr w:type="spellStart"/>
+      <w:r>
+        <w:t>WiFi</w:t>
+      </w:r>
+      <w:proofErr w:type="spellEnd"/>
+      <w:r>
+        <w:t xml:space="preserve"> fingerprints, cosine similarity was used to construct a similarity matrix. This metric is appropriate for high-dimensional signal data because it compares the overall pattern of the feature vectors rather than their absolute magnitude. As required by the assignment specification, the cosine similarity matrix was computed from the </w:t>
+      </w:r>
+      <w:proofErr w:type="spellStart"/>
+      <w:r>
+        <w:t>WiFi</w:t>
+      </w:r>
+      <w:proofErr w:type="spellEnd"/>
+      <w:r>
+        <w:t xml:space="preserve"> signal features and </w:t>
+      </w:r>
+      <w:proofErr w:type="spellStart"/>
+      <w:r>
+        <w:t>visualised</w:t>
+      </w:r>
+      <w:proofErr w:type="spellEnd"/>
+      <w:r>
+        <w:t xml:space="preserve"> to compare the similarity between all location samples.</w:t>
+      </w:r>
+    </w:p>
+    <w:p/>
+    <w:p>
+      <w:r>
+        <w:t xml:space="preserve">Figure 2 presents the resulting 26 × 26 cosine similarity matrix. The matrix shows a clear block structure, where samples from the same location are highly similar to one another. The diagonal values are equal to 1.0, as expected, because each sample is identical to itself. Off-diagonal values are also very high, generally remaining above 0.98, which indicates that the </w:t>
+      </w:r>
+      <w:proofErr w:type="spellStart"/>
+      <w:r>
+        <w:t>WiFi</w:t>
+      </w:r>
+      <w:proofErr w:type="spellEnd"/>
+      <w:r>
+        <w:t xml:space="preserve"> fingerprints across the dataset share many common signal patterns.</w:t>
+      </w:r>
+    </w:p>
+    <w:p/>
+    <w:p>
+      <w:r>
+        <w:t xml:space="preserve">The strongest similarities appear between repeated scans from the same location, showing that the signal environment is relatively stable over time. NS102 in particular exhibits very high internal consistency, with its repeated samples forming a tight cluster of near-identical similarity values. By contrast, JSCG appears to be slightly more distinct from several other locations, suggesting that its signal fingerprint is more unique and therefore easier to distinguish in </w:t>
+      </w:r>
+      <w:r>
+        <w:t>localization</w:t>
+      </w:r>
+      <w:r>
+        <w:t xml:space="preserve"> tasks.</w:t>
+      </w:r>
+    </w:p>
+    <w:p/>
+    <w:p>
+      <w:pPr>
+        <w:rPr>
+          <w:b/>
+          <w:bCs/>
+        </w:rPr>
+      </w:pPr>
+      <w:r>
+        <w:rPr>
+          <w:b/>
+          <w:bCs/>
+        </w:rPr>
+        <w:t>Stage 3: User-Friendly Visualization Design</w:t>
+      </w:r>
+    </w:p>
+    <w:p>
+      <w:r>
+        <w:t>I designed a simple lo-fi visualization called a “</w:t>
+      </w:r>
+      <w:proofErr w:type="spellStart"/>
+      <w:r>
+        <w:t>WiFi</w:t>
+      </w:r>
+      <w:proofErr w:type="spellEnd"/>
+      <w:r>
+        <w:t xml:space="preserve"> fingerprint constellation” to make the similarity results easier to understand than a matrix of numbers. First, I took the </w:t>
+      </w:r>
+      <w:proofErr w:type="spellStart"/>
+      <w:r>
+        <w:t>WiFi</w:t>
+      </w:r>
+      <w:proofErr w:type="spellEnd"/>
+      <w:r>
+        <w:t xml:space="preserve"> feature vectors for each location and filled missing access point values with -100 dBm so that all samples had the same dimension. Then I used cosine similarity to measure how similar the </w:t>
+      </w:r>
+      <w:proofErr w:type="spellStart"/>
+      <w:r>
+        <w:t>WiFi</w:t>
+      </w:r>
+      <w:proofErr w:type="spellEnd"/>
+      <w:r>
+        <w:t xml:space="preserve"> fingerprints were, and converted this into a distance matrix using 1 - similarity, so that locations with similar patterns would appear closer together. I then applied MDS to reduce the data into two dimensions and grouped the three time samples for each location together based on their location name, such as NS102 or JSCG. In the final design, each location is shown as a central star, which represents the overall position of that place in the similarity space, while the three smaller points around it represent the repeated samples. I also added dotted lines and transparent circles to show how spread out the samples are, because a smaller cluster suggests more stable </w:t>
+      </w:r>
+      <w:proofErr w:type="spellStart"/>
+      <w:r>
+        <w:t>WiFi</w:t>
+      </w:r>
+      <w:proofErr w:type="spellEnd"/>
+      <w:r>
+        <w:t xml:space="preserve"> fingerprints. The axis was removed on purpose so that the figure looks more like a constellation map and is easier for a non-technical user to read at a glance.</w:t>
+      </w:r>
+    </w:p>
+    <w:p>
+      <w:pPr>
+        <w:rPr>
+          <w:b/>
+          <w:bCs/>
+        </w:rPr>
+      </w:pPr>
+    </w:p>
+    <w:p>
+      <w:pPr>
+        <w:rPr>
+          <w:b/>
+          <w:bCs/>
+        </w:rPr>
+      </w:pPr>
+      <w:r>
+        <w:rPr>
+          <w:b/>
+          <w:bCs/>
           <w:noProof/>
         </w:rPr>
         <w:lastRenderedPageBreak/>
         <w:drawing>
-          <wp:inline distT="0" distB="0" distL="0" distR="0" wp14:anchorId="62329836" wp14:editId="2B6380A7">
-            <wp:extent cx="5274310" cy="4219575"/>
-            <wp:effectExtent l="0" t="0" r="2540" b="9525"/>
-            <wp:docPr id="267757230" name="图片 3"/>
+          <wp:inline distT="0" distB="0" distL="0" distR="0" wp14:anchorId="33332530" wp14:editId="6F679258">
+            <wp:extent cx="5274310" cy="4215765"/>
+            <wp:effectExtent l="0" t="0" r="2540" b="0"/>
+            <wp:docPr id="306359543" name="图片 4"/>
             <wp:cNvGraphicFramePr>
               <a:graphicFrameLocks xmlns:a="http://schemas.openxmlformats.org/drawingml/2006/main" noChangeAspect="1"/>
             </wp:cNvGraphicFramePr>
@@ -298,191 +462,6 @@
                 <pic:pic xmlns:pic="http://schemas.openxmlformats.org/drawingml/2006/picture">
                   <pic:nvPicPr>
                     <pic:cNvPr id="0" name="Picture 4"/>
-                    <pic:cNvPicPr>
-                      <a:picLocks noChangeAspect="1" noChangeArrowheads="1"/>
-                    </pic:cNvPicPr>
-                  </pic:nvPicPr>
-                  <pic:blipFill>
-                    <a:blip r:embed="rId8" cstate="print">
-                      <a:extLst>
-                        <a:ext uri="{28A0092B-C50C-407E-A947-70E740481C1C}">
-                          <a14:useLocalDpi xmlns:a14="http://schemas.microsoft.com/office/drawing/2010/main" val="0"/>
-                        </a:ext>
-                      </a:extLst>
-                    </a:blip>
-                    <a:srcRect/>
-                    <a:stretch>
-                      <a:fillRect/>
-                    </a:stretch>
-                  </pic:blipFill>
-                  <pic:spPr bwMode="auto">
-                    <a:xfrm>
-                      <a:off x="0" y="0"/>
-                      <a:ext cx="5274310" cy="4219575"/>
-                    </a:xfrm>
-                    <a:prstGeom prst="rect">
-                      <a:avLst/>
-                    </a:prstGeom>
-                    <a:noFill/>
-                    <a:ln>
-                      <a:noFill/>
-                    </a:ln>
-                  </pic:spPr>
-                </pic:pic>
-              </a:graphicData>
-            </a:graphic>
-          </wp:inline>
-        </w:drawing>
-      </w:r>
-      <w:r>
-        <w:rPr>
-          <w:noProof/>
-        </w:rPr>
-        <w:lastRenderedPageBreak/>
-        <w:drawing>
-          <wp:inline distT="0" distB="0" distL="0" distR="0" wp14:anchorId="4A0648DA" wp14:editId="3BF11947">
-            <wp:extent cx="5274310" cy="7911465"/>
-            <wp:effectExtent l="0" t="0" r="2540" b="0"/>
-            <wp:docPr id="496276921" name="图片 2"/>
-            <wp:cNvGraphicFramePr>
-              <a:graphicFrameLocks xmlns:a="http://schemas.openxmlformats.org/drawingml/2006/main" noChangeAspect="1"/>
-            </wp:cNvGraphicFramePr>
-            <a:graphic xmlns:a="http://schemas.openxmlformats.org/drawingml/2006/main">
-              <a:graphicData uri="http://schemas.openxmlformats.org/drawingml/2006/picture">
-                <pic:pic xmlns:pic="http://schemas.openxmlformats.org/drawingml/2006/picture">
-                  <pic:nvPicPr>
-                    <pic:cNvPr id="0" name="Picture 3"/>
-                    <pic:cNvPicPr>
-                      <a:picLocks noChangeAspect="1" noChangeArrowheads="1"/>
-                    </pic:cNvPicPr>
-                  </pic:nvPicPr>
-                  <pic:blipFill>
-                    <a:blip r:embed="rId9" cstate="print">
-                      <a:extLst>
-                        <a:ext uri="{28A0092B-C50C-407E-A947-70E740481C1C}">
-                          <a14:useLocalDpi xmlns:a14="http://schemas.microsoft.com/office/drawing/2010/main" val="0"/>
-                        </a:ext>
-                      </a:extLst>
-                    </a:blip>
-                    <a:srcRect/>
-                    <a:stretch>
-                      <a:fillRect/>
-                    </a:stretch>
-                  </pic:blipFill>
-                  <pic:spPr bwMode="auto">
-                    <a:xfrm>
-                      <a:off x="0" y="0"/>
-                      <a:ext cx="5274310" cy="7911465"/>
-                    </a:xfrm>
-                    <a:prstGeom prst="rect">
-                      <a:avLst/>
-                    </a:prstGeom>
-                    <a:noFill/>
-                    <a:ln>
-                      <a:noFill/>
-                    </a:ln>
-                  </pic:spPr>
-                </pic:pic>
-              </a:graphicData>
-            </a:graphic>
-          </wp:inline>
-        </w:drawing>
-      </w:r>
-    </w:p>
-    <w:p/>
-    <w:p/>
-    <w:p>
-      <w:pPr>
-        <w:rPr>
-          <w:b/>
-          <w:bCs/>
-        </w:rPr>
-      </w:pPr>
-      <w:r>
-        <w:rPr>
-          <w:b/>
-          <w:bCs/>
-        </w:rPr>
-        <w:t>Stage 3: User-Friendly Visualization Design</w:t>
-      </w:r>
-    </w:p>
-    <w:p>
-      <w:pPr>
-        <w:rPr>
-          <w:b/>
-          <w:bCs/>
-        </w:rPr>
-      </w:pPr>
-    </w:p>
-    <w:p>
-      <w:r>
-        <w:rPr>
-          <w:rFonts w:hint="eastAsia"/>
-        </w:rPr>
-        <w:lastRenderedPageBreak/>
-        <w:t>The data in the second stage is transformed into an intuitive network graph where indoor locations are represented as labeled nodes and</w:t>
-      </w:r>
-      <w:r>
-        <w:t xml:space="preserve"> </w:t>
-      </w:r>
-      <w:proofErr w:type="spellStart"/>
-      <w:r>
-        <w:t>WiFi</w:t>
-      </w:r>
-      <w:proofErr w:type="spellEnd"/>
-      <w:r>
-        <w:t xml:space="preserve"> signal similarity is represented as edges, allowing non-technical users to visually understand complex relationships. Each position (e.g., "NS102-T1", "DART-T2") is displayed as a clearly labeled circular node, and the strength of the similarity is encoded by the color of the edge, with green indicating strong similarity (≥0.75) and blue indicating medium similarity (0.5 - 0.75), eliminating the need for numerical interpretation. A circular layout is used to reduce the overlap of edges and highlight clusters of highly similar positions, making the structural pattern clear at a glance. This visualization preserves the underlying data relationships, with highly similar pairs connected by protruding</w:t>
-      </w:r>
-      <w:r>
-        <w:rPr>
-          <w:rFonts w:hint="eastAsia"/>
-        </w:rPr>
-        <w:t xml:space="preserve"> green edges and medium similarity pairs connected by thinner blue edges, revealing features such as tightly connected central clusters that indicate consistent</w:t>
-      </w:r>
-      <w:r>
-        <w:t xml:space="preserve"> </w:t>
-      </w:r>
-      <w:proofErr w:type="spellStart"/>
-      <w:r>
-        <w:t>WiFi</w:t>
-      </w:r>
-      <w:proofErr w:type="spellEnd"/>
-      <w:r>
-        <w:t xml:space="preserve"> signal areas. By avoiding matrix-based representations and focusing on color and spatial layout, the design focuses more on clarity and helps users quickly and easily interpret and explore positional relationships. </w:t>
-      </w:r>
-    </w:p>
-    <w:p>
-      <w:pPr>
-        <w:rPr>
-          <w:b/>
-          <w:bCs/>
-        </w:rPr>
-      </w:pPr>
-    </w:p>
-    <w:p>
-      <w:pPr>
-        <w:rPr>
-          <w:b/>
-          <w:bCs/>
-        </w:rPr>
-      </w:pPr>
-      <w:r>
-        <w:rPr>
-          <w:noProof/>
-        </w:rPr>
-        <w:drawing>
-          <wp:inline distT="0" distB="0" distL="0" distR="0" wp14:anchorId="6C1C23F4" wp14:editId="0920626F">
-            <wp:extent cx="5274310" cy="3757930"/>
-            <wp:effectExtent l="0" t="0" r="2540" b="0"/>
-            <wp:docPr id="1581286790" name="图片 1"/>
-            <wp:cNvGraphicFramePr>
-              <a:graphicFrameLocks xmlns:a="http://schemas.openxmlformats.org/drawingml/2006/main" noChangeAspect="1"/>
-            </wp:cNvGraphicFramePr>
-            <a:graphic xmlns:a="http://schemas.openxmlformats.org/drawingml/2006/main">
-              <a:graphicData uri="http://schemas.openxmlformats.org/drawingml/2006/picture">
-                <pic:pic xmlns:pic="http://schemas.openxmlformats.org/drawingml/2006/picture">
-                  <pic:nvPicPr>
-                    <pic:cNvPr id="0" name="Picture 1"/>
                     <pic:cNvPicPr>
                       <a:picLocks noChangeAspect="1" noChangeArrowheads="1"/>
                     </pic:cNvPicPr>
@@ -503,7 +482,7 @@
                   <pic:spPr bwMode="auto">
                     <a:xfrm>
                       <a:off x="0" y="0"/>
-                      <a:ext cx="5274310" cy="3757930"/>
+                      <a:ext cx="5274310" cy="4215765"/>
                     </a:xfrm>
                     <a:prstGeom prst="rect">
                       <a:avLst/>
@@ -545,59 +524,23 @@
     </w:p>
     <w:p>
       <w:r>
-        <w:rPr>
-          <w:rFonts w:hint="eastAsia"/>
-        </w:rPr>
-        <w:t xml:space="preserve">In summary, this study successfully utilized </w:t>
+        <w:t xml:space="preserve">This study collected and analyzed </w:t>
       </w:r>
       <w:proofErr w:type="spellStart"/>
       <w:r>
-        <w:rPr>
-          <w:rFonts w:hint="eastAsia"/>
-        </w:rPr>
         <w:t>WiFi</w:t>
       </w:r>
       <w:proofErr w:type="spellEnd"/>
       <w:r>
-        <w:rPr>
-          <w:rFonts w:hint="eastAsia"/>
-        </w:rPr>
-        <w:t xml:space="preserve"> signal strength data collected via an Android application to analyze indoor localization patterns within a university building. Through the application of Cosine Similarity on the high-dimensional feature vectors, the research demonstrated that </w:t>
+        <w:t xml:space="preserve"> signal strength data from seven indoor locations within a university building, supplementing the measurements with a provided reserve dataset to create a feature matrix of 26 samples across 589 access points. The sparse fingerprint data revealed clear location-dependent variations, with some areas like NS102 showing strong and consistent signals while more enclosed spaces such as GRAPH and HANE exhibited weaker reception due to physical obstructions. Cosine similarity analysis confirmed high internal consistency within the same location, with all samples from NS102 forming a tight cluster and JSCG appearing more distinct, indicating its potential for reliable localization. A user-friendly constellation visualization was developed by converting cosine similarities into distances, applying multidimensional scaling, and representing each location as a central star surrounded by its repeated sample points, thereby making the similarity structure intuitive to non-technical viewers. Overall, the </w:t>
       </w:r>
       <w:proofErr w:type="spellStart"/>
       <w:r>
-        <w:rPr>
-          <w:rFonts w:hint="eastAsia"/>
-        </w:rPr>
         <w:t>WiFi</w:t>
       </w:r>
       <w:proofErr w:type="spellEnd"/>
       <w:r>
-        <w:rPr>
-          <w:rFonts w:hint="eastAsia"/>
-        </w:rPr>
-        <w:t xml:space="preserve"> fingerprints are distinct and location-specific, maintaining stable patterns over time and exhibiting strong correlations between geographically adjacent areas. Furthermore, the implementation of a user-friendly network graph visualization effectively translated complex numerical similarity scores into an intuitive format, allowing non-technical users to easily identify relationships between locations without requiring an understanding of </w:t>
-      </w:r>
-      <w:r>
-        <w:rPr>
-          <w:rFonts w:hint="eastAsia"/>
-        </w:rPr>
-        <w:lastRenderedPageBreak/>
-        <w:t xml:space="preserve">raw data. These findings confirm the viability of using </w:t>
-      </w:r>
-      <w:proofErr w:type="spellStart"/>
-      <w:r>
-        <w:rPr>
-          <w:rFonts w:hint="eastAsia"/>
-        </w:rPr>
-        <w:t>WiFi</w:t>
-      </w:r>
-      <w:proofErr w:type="spellEnd"/>
-      <w:r>
-        <w:rPr>
-          <w:rFonts w:hint="eastAsia"/>
-        </w:rPr>
-        <w:t xml:space="preserve"> signal analysis for indoor positioning and highlight the importance of accessible data representation in spatial research.</w:t>
+        <w:t xml:space="preserve"> fingerprints demonstrated sufficient stability and distinctiveness to support indoor localization, and the simplified visualization effectively communicated the underlying signal patterns.</w:t>
       </w:r>
     </w:p>
     <w:sectPr>
@@ -1783,6 +1726,41 @@
       <w:szCs w:val="18"/>
     </w:rPr>
   </w:style>
+  <w:style w:type="character" w:styleId="af2">
+    <w:name w:val="Hyperlink"/>
+    <w:basedOn w:val="a0"/>
+    <w:uiPriority w:val="99"/>
+    <w:unhideWhenUsed/>
+    <w:rsid w:val="000678F3"/>
+    <w:rPr>
+      <w:color w:val="0563C1" w:themeColor="hyperlink"/>
+      <w:u w:val="single"/>
+    </w:rPr>
+  </w:style>
+  <w:style w:type="character" w:styleId="af3">
+    <w:name w:val="Unresolved Mention"/>
+    <w:basedOn w:val="a0"/>
+    <w:uiPriority w:val="99"/>
+    <w:semiHidden/>
+    <w:unhideWhenUsed/>
+    <w:rsid w:val="000678F3"/>
+    <w:rPr>
+      <w:color w:val="605E5C"/>
+      <w:shd w:val="clear" w:color="auto" w:fill="E1DFDD"/>
+    </w:rPr>
+  </w:style>
+  <w:style w:type="character" w:styleId="af4">
+    <w:name w:val="FollowedHyperlink"/>
+    <w:basedOn w:val="a0"/>
+    <w:uiPriority w:val="99"/>
+    <w:semiHidden/>
+    <w:unhideWhenUsed/>
+    <w:rsid w:val="000678F3"/>
+    <w:rPr>
+      <w:color w:val="954F72" w:themeColor="followedHyperlink"/>
+      <w:u w:val="single"/>
+    </w:rPr>
+  </w:style>
 </w:styles>
 </file>
 

--- a/A4.docx
+++ b/A4.docx
@@ -17,21 +17,7 @@
         <w:rPr>
           <w:rFonts w:hint="eastAsia"/>
         </w:rPr>
-        <w:t xml:space="preserve">This report details  </w:t>
-      </w:r>
-      <w:proofErr w:type="spellStart"/>
-      <w:r>
-        <w:rPr>
-          <w:rFonts w:hint="eastAsia"/>
-        </w:rPr>
-        <w:t>WiFi</w:t>
-      </w:r>
-      <w:proofErr w:type="spellEnd"/>
-      <w:r>
-        <w:rPr>
-          <w:rFonts w:hint="eastAsia"/>
-        </w:rPr>
-        <w:t xml:space="preserve"> signal strength data </w:t>
+        <w:t xml:space="preserve">This report details WiFi signal strength data </w:t>
       </w:r>
       <w:r>
         <w:t>collected and analyzed at seven different indoor locations within a university building</w:t>
@@ -73,32 +59,33 @@
     </w:p>
     <w:p/>
     <w:p>
-      <w:pPr>
+      <w:r>
+        <w:t>This report uses lab-provided mobile phones to collect data collected at designated locations and incorporates lab-provided data to improve training samples</w:t>
+      </w:r>
+      <w:r>
         <w:rPr>
           <w:rFonts w:hint="eastAsia"/>
         </w:rPr>
-      </w:pPr>
-      <w:r>
-        <w:t>This report uses lab-provided mobile phones to collect data collected at designated locations and incorporates lab-provided data to improve training samples</w:t>
+        <w:t>.</w:t>
       </w:r>
       <w:r>
         <w:rPr>
           <w:rFonts w:hint="eastAsia"/>
         </w:rPr>
-        <w:t>.</w:t>
+        <w:t xml:space="preserve"> The referenced alternate data has also been recognized, and the code and results have been uploaded to</w:t>
       </w:r>
       <w:r>
         <w:rPr>
           <w:rFonts w:hint="eastAsia"/>
         </w:rPr>
-        <w:t xml:space="preserve"> The referenced alternate data has also been recognized, and the code and results have been uploaded to</w:t>
+        <w:t xml:space="preserve"> the</w:t>
       </w:r>
       <w:hyperlink r:id="rId7" w:history="1">
         <w:r>
           <w:rPr>
             <w:rStyle w:val="af2"/>
           </w:rPr>
-          <w:t xml:space="preserve"> the https://github.com/ll711/A4</w:t>
+          <w:t xml:space="preserve">  https://github.com/ll711/A4</w:t>
         </w:r>
       </w:hyperlink>
     </w:p>
@@ -135,13 +122,8 @@
     </w:p>
     <w:p/>
     <w:p>
-      <w:proofErr w:type="spellStart"/>
-      <w:r>
-        <w:t>WiFi</w:t>
-      </w:r>
-      <w:proofErr w:type="spellEnd"/>
-      <w:r>
-        <w:t xml:space="preserve"> Signal Strength Observation</w:t>
+      <w:r>
+        <w:t>WiFi Signal Strength Observation</w:t>
       </w:r>
     </w:p>
     <w:p/>
@@ -225,29 +207,13 @@
     <w:p>
       <w:r>
         <w:lastRenderedPageBreak/>
-        <w:t xml:space="preserve">Figure 1 shows the </w:t>
-      </w:r>
-      <w:proofErr w:type="spellStart"/>
-      <w:r>
-        <w:t>WiFi</w:t>
-      </w:r>
-      <w:proofErr w:type="spellEnd"/>
-      <w:r>
-        <w:t xml:space="preserve"> signal strength distributions collected from the different indoor locations. Each location is represented by a high-dimensional feature vector containing signal strength values from all detected access points. In this dataset, the feature matrix consists of 26 samples and 589 access points. Because many access points were not detected at certain locations, the data are sparse and contain a large number of -100 dBm values, which represent missing or undetectable signals.</w:t>
+        <w:t>Figure 1 shows the WiFi signal strength distributions collected from the different indoor locations. Each location is represented by a high-dimensional feature vector containing signal strength values from all detected access points. In this dataset, the feature matrix consists of 26 samples and 589 access points. Because many access points were not detected at certain locations, the data are sparse and contain a large number of -100 dBm values, which represent missing or undetectable signals.</w:t>
       </w:r>
     </w:p>
     <w:p/>
     <w:p>
       <w:r>
-        <w:t xml:space="preserve">The plots indicate clear variation in signal strength across locations. Some locations, such as NS102, show comparatively stronger and more consistent signal reception, with multiple access points detected at higher signal levels. Other locations, including GRAPH and HANE, appear to have weaker overall signal strength and fewer strong detections. This suggests that the indoor layout and physical obstructions have a noticeable effect on </w:t>
-      </w:r>
-      <w:proofErr w:type="spellStart"/>
-      <w:r>
-        <w:t>WiFi</w:t>
-      </w:r>
-      <w:proofErr w:type="spellEnd"/>
-      <w:r>
-        <w:t xml:space="preserve"> propagation. Locations with better line-of-sight to access points tend to produce richer signal patterns, while more enclosed areas generate weaker and sparser fingerprints.</w:t>
+        <w:t>The plots indicate clear variation in signal strength across locations. Some locations, such as NS102, show comparatively stronger and more consistent signal reception, with multiple access points detected at higher signal levels. Other locations, including GRAPH and HANE, appear to have weaker overall signal strength and fewer strong detections. This suggests that the indoor layout and physical obstructions have a noticeable effect on WiFi propagation. Locations with better line-of-sight to access points tend to produce richer signal patterns, while more enclosed areas generate weaker and sparser fingerprints.</w:t>
       </w:r>
     </w:p>
     <w:p/>
@@ -321,45 +287,13 @@
     <w:p>
       <w:r>
         <w:lastRenderedPageBreak/>
-        <w:t xml:space="preserve">To measure the relationship between the </w:t>
-      </w:r>
-      <w:proofErr w:type="spellStart"/>
-      <w:r>
-        <w:t>WiFi</w:t>
-      </w:r>
-      <w:proofErr w:type="spellEnd"/>
-      <w:r>
-        <w:t xml:space="preserve"> fingerprints, cosine similarity was used to construct a similarity matrix. This metric is appropriate for high-dimensional signal data because it compares the overall pattern of the feature vectors rather than their absolute magnitude. As required by the assignment specification, the cosine similarity matrix was computed from the </w:t>
-      </w:r>
-      <w:proofErr w:type="spellStart"/>
-      <w:r>
-        <w:t>WiFi</w:t>
-      </w:r>
-      <w:proofErr w:type="spellEnd"/>
-      <w:r>
-        <w:t xml:space="preserve"> signal features and </w:t>
-      </w:r>
-      <w:proofErr w:type="spellStart"/>
-      <w:r>
-        <w:t>visualised</w:t>
-      </w:r>
-      <w:proofErr w:type="spellEnd"/>
-      <w:r>
-        <w:t xml:space="preserve"> to compare the similarity between all location samples.</w:t>
+        <w:t>To measure the relationship between the WiFi fingerprints, cosine similarity was used to construct a similarity matrix. This metric is appropriate for high-dimensional signal data because it compares the overall pattern of the feature vectors rather than their absolute magnitude. As required by the assignment specification, the cosine similarity matrix was computed from the WiFi signal features and visualised to compare the similarity between all location samples.</w:t>
       </w:r>
     </w:p>
     <w:p/>
     <w:p>
       <w:r>
-        <w:t xml:space="preserve">Figure 2 presents the resulting 26 × 26 cosine similarity matrix. The matrix shows a clear block structure, where samples from the same location are highly similar to one another. The diagonal values are equal to 1.0, as expected, because each sample is identical to itself. Off-diagonal values are also very high, generally remaining above 0.98, which indicates that the </w:t>
-      </w:r>
-      <w:proofErr w:type="spellStart"/>
-      <w:r>
-        <w:t>WiFi</w:t>
-      </w:r>
-      <w:proofErr w:type="spellEnd"/>
-      <w:r>
-        <w:t xml:space="preserve"> fingerprints across the dataset share many common signal patterns.</w:t>
+        <w:t>Figure 2 presents the resulting 26 × 26 cosine similarity matrix. The matrix shows a clear block structure, where samples from the same location are highly similar to one another. The diagonal values are equal to 1.0, as expected, because each sample is identical to itself. Off-diagonal values are also very high, generally remaining above 0.98, which indicates that the WiFi fingerprints across the dataset share many common signal patterns.</w:t>
       </w:r>
     </w:p>
     <w:p/>
@@ -392,39 +326,7 @@
     </w:p>
     <w:p>
       <w:r>
-        <w:t>I designed a simple lo-fi visualization called a “</w:t>
-      </w:r>
-      <w:proofErr w:type="spellStart"/>
-      <w:r>
-        <w:t>WiFi</w:t>
-      </w:r>
-      <w:proofErr w:type="spellEnd"/>
-      <w:r>
-        <w:t xml:space="preserve"> fingerprint constellation” to make the similarity results easier to understand than a matrix of numbers. First, I took the </w:t>
-      </w:r>
-      <w:proofErr w:type="spellStart"/>
-      <w:r>
-        <w:t>WiFi</w:t>
-      </w:r>
-      <w:proofErr w:type="spellEnd"/>
-      <w:r>
-        <w:t xml:space="preserve"> feature vectors for each location and filled missing access point values with -100 dBm so that all samples had the same dimension. Then I used cosine similarity to measure how similar the </w:t>
-      </w:r>
-      <w:proofErr w:type="spellStart"/>
-      <w:r>
-        <w:t>WiFi</w:t>
-      </w:r>
-      <w:proofErr w:type="spellEnd"/>
-      <w:r>
-        <w:t xml:space="preserve"> fingerprints were, and converted this into a distance matrix using 1 - similarity, so that locations with similar patterns would appear closer together. I then applied MDS to reduce the data into two dimensions and grouped the three time samples for each location together based on their location name, such as NS102 or JSCG. In the final design, each location is shown as a central star, which represents the overall position of that place in the similarity space, while the three smaller points around it represent the repeated samples. I also added dotted lines and transparent circles to show how spread out the samples are, because a smaller cluster suggests more stable </w:t>
-      </w:r>
-      <w:proofErr w:type="spellStart"/>
-      <w:r>
-        <w:t>WiFi</w:t>
-      </w:r>
-      <w:proofErr w:type="spellEnd"/>
-      <w:r>
-        <w:t xml:space="preserve"> fingerprints. The axis was removed on purpose so that the figure looks more like a constellation map and is easier for a non-technical user to read at a glance.</w:t>
+        <w:t>I designed a simple lo-fi visualization called a “WiFi fingerprint constellation” to make the similarity results easier to understand than a matrix of numbers. First, I took the WiFi feature vectors for each location and filled missing access point values with -100 dBm so that all samples had the same dimension. Then I used cosine similarity to measure how similar the WiFi fingerprints were, and converted this into a distance matrix using 1 - similarity, so that locations with similar patterns would appear closer together. I then applied MDS to reduce the data into two dimensions and grouped the three time samples for each location together based on their location name, such as NS102 or JSCG. In the final design, each location is shown as a central star, which represents the overall position of that place in the similarity space, while the three smaller points around it represent the repeated samples. I also added dotted lines and transparent circles to show how spread out the samples are, because a smaller cluster suggests more stable WiFi fingerprints. The axis was removed on purpose so that the figure looks more like a constellation map and is easier for a non-technical user to read at a glance.</w:t>
       </w:r>
     </w:p>
     <w:p>
@@ -524,23 +426,7 @@
     </w:p>
     <w:p>
       <w:r>
-        <w:t xml:space="preserve">This study collected and analyzed </w:t>
-      </w:r>
-      <w:proofErr w:type="spellStart"/>
-      <w:r>
-        <w:t>WiFi</w:t>
-      </w:r>
-      <w:proofErr w:type="spellEnd"/>
-      <w:r>
-        <w:t xml:space="preserve"> signal strength data from seven indoor locations within a university building, supplementing the measurements with a provided reserve dataset to create a feature matrix of 26 samples across 589 access points. The sparse fingerprint data revealed clear location-dependent variations, with some areas like NS102 showing strong and consistent signals while more enclosed spaces such as GRAPH and HANE exhibited weaker reception due to physical obstructions. Cosine similarity analysis confirmed high internal consistency within the same location, with all samples from NS102 forming a tight cluster and JSCG appearing more distinct, indicating its potential for reliable localization. A user-friendly constellation visualization was developed by converting cosine similarities into distances, applying multidimensional scaling, and representing each location as a central star surrounded by its repeated sample points, thereby making the similarity structure intuitive to non-technical viewers. Overall, the </w:t>
-      </w:r>
-      <w:proofErr w:type="spellStart"/>
-      <w:r>
-        <w:t>WiFi</w:t>
-      </w:r>
-      <w:proofErr w:type="spellEnd"/>
-      <w:r>
-        <w:t xml:space="preserve"> fingerprints demonstrated sufficient stability and distinctiveness to support indoor localization, and the simplified visualization effectively communicated the underlying signal patterns.</w:t>
+        <w:t>This study collected and analyzed WiFi signal strength data from seven indoor locations within a university building, supplementing the measurements with a provided reserve dataset to create a feature matrix of 26 samples across 589 access points. The sparse fingerprint data revealed clear location-dependent variations, with some areas like NS102 showing strong and consistent signals while more enclosed spaces such as GRAPH and HANE exhibited weaker reception due to physical obstructions. Cosine similarity analysis confirmed high internal consistency within the same location, with all samples from NS102 forming a tight cluster and JSCG appearing more distinct, indicating its potential for reliable localization. A user-friendly constellation visualization was developed by converting cosine similarities into distances, applying multidimensional scaling, and representing each location as a central star surrounded by its repeated sample points, thereby making the similarity structure intuitive to non-technical viewers. Overall, the WiFi fingerprints demonstrated sufficient stability and distinctiveness to support indoor localization, and the simplified visualization effectively communicated the underlying signal patterns.</w:t>
       </w:r>
     </w:p>
     <w:sectPr>
@@ -1348,6 +1234,7 @@
   <w:style w:type="character" w:default="1" w:styleId="a0">
     <w:name w:val="Default Paragraph Font"/>
     <w:uiPriority w:val="1"/>
+    <w:semiHidden/>
     <w:unhideWhenUsed/>
   </w:style>
   <w:style w:type="table" w:default="1" w:styleId="a1">

--- a/A4.docx
+++ b/A4.docx
@@ -17,7 +17,21 @@
         <w:rPr>
           <w:rFonts w:hint="eastAsia"/>
         </w:rPr>
-        <w:t xml:space="preserve">This report details WiFi signal strength data </w:t>
+        <w:t xml:space="preserve">This report details </w:t>
+      </w:r>
+      <w:proofErr w:type="spellStart"/>
+      <w:r>
+        <w:rPr>
+          <w:rFonts w:hint="eastAsia"/>
+        </w:rPr>
+        <w:t>WiFi</w:t>
+      </w:r>
+      <w:proofErr w:type="spellEnd"/>
+      <w:r>
+        <w:rPr>
+          <w:rFonts w:hint="eastAsia"/>
+        </w:rPr>
+        <w:t xml:space="preserve"> signal strength data </w:t>
       </w:r>
       <w:r>
         <w:t>collected and analyzed at seven different indoor locations within a university building</w:t>
@@ -112,23 +126,56 @@
           <w:bCs/>
         </w:rPr>
       </w:pPr>
-      <w:r>
-        <w:rPr>
-          <w:b/>
-          <w:bCs/>
-        </w:rPr>
-        <w:t>Feature Representation</w:t>
+    </w:p>
+    <w:p>
+      <w:pPr>
+        <w:rPr>
+          <w:b/>
+          <w:bCs/>
+        </w:rPr>
+      </w:pPr>
+      <w:r>
+        <w:rPr>
+          <w:b/>
+          <w:bCs/>
+        </w:rPr>
+        <w:t>T</w:t>
+      </w:r>
+      <w:r>
+        <w:rPr>
+          <w:rFonts w:hint="eastAsia"/>
+          <w:b/>
+          <w:bCs/>
+        </w:rPr>
+        <w:t>o do 1</w:t>
+      </w:r>
+      <w:r>
+        <w:rPr>
+          <w:b/>
+          <w:bCs/>
+        </w:rPr>
+        <w:t xml:space="preserve"> </w:t>
+      </w:r>
+      <w:proofErr w:type="spellStart"/>
+      <w:r>
+        <w:rPr>
+          <w:b/>
+          <w:bCs/>
+        </w:rPr>
+        <w:t>WiFi</w:t>
+      </w:r>
+      <w:proofErr w:type="spellEnd"/>
+      <w:r>
+        <w:rPr>
+          <w:b/>
+          <w:bCs/>
+        </w:rPr>
+        <w:t xml:space="preserve"> Signal Strength Observation</w:t>
       </w:r>
     </w:p>
     <w:p/>
     <w:p>
       <w:r>
-        <w:t>WiFi Signal Strength Observation</w:t>
-      </w:r>
-    </w:p>
-    <w:p/>
-    <w:p>
-      <w:r>
         <w:rPr>
           <w:rFonts w:hint="eastAsia"/>
         </w:rPr>
@@ -145,6 +192,9 @@
           <w:rFonts w:hint="eastAsia"/>
         </w:rPr>
         <w:t xml:space="preserve"> 1:</w:t>
+      </w:r>
+      <w:r>
+        <w:t xml:space="preserve"> Signal Data</w:t>
       </w:r>
     </w:p>
     <w:p/>
@@ -206,14 +256,33 @@
     <w:p/>
     <w:p>
       <w:r>
+        <w:t xml:space="preserve">Figure 1 shows the </w:t>
+      </w:r>
+      <w:proofErr w:type="spellStart"/>
+      <w:r>
+        <w:t>WiFi</w:t>
+      </w:r>
+      <w:proofErr w:type="spellEnd"/>
+      <w:r>
+        <w:t xml:space="preserve"> signal strength distributions collected from the different indoor </w:t>
+      </w:r>
+      <w:r>
         <w:lastRenderedPageBreak/>
-        <w:t>Figure 1 shows the WiFi signal strength distributions collected from the different indoor locations. Each location is represented by a high-dimensional feature vector containing signal strength values from all detected access points. In this dataset, the feature matrix consists of 26 samples and 589 access points. Because many access points were not detected at certain locations, the data are sparse and contain a large number of -100 dBm values, which represent missing or undetectable signals.</w:t>
+        <w:t>locations. Each location is represented by a high-dimensional feature vector containing signal strength values from all detected access points. In this dataset, the feature matrix consists of 26 samples and 589 access points. Because many access points were not detected at certain locations, the data are sparse and contain a large number of -100 dBm values, which represent missing or undetectable signals.</w:t>
       </w:r>
     </w:p>
     <w:p/>
     <w:p>
       <w:r>
-        <w:t>The plots indicate clear variation in signal strength across locations. Some locations, such as NS102, show comparatively stronger and more consistent signal reception, with multiple access points detected at higher signal levels. Other locations, including GRAPH and HANE, appear to have weaker overall signal strength and fewer strong detections. This suggests that the indoor layout and physical obstructions have a noticeable effect on WiFi propagation. Locations with better line-of-sight to access points tend to produce richer signal patterns, while more enclosed areas generate weaker and sparser fingerprints.</w:t>
+        <w:t xml:space="preserve">The plots indicate clear variation in signal strength across locations. Some locations, such as NS102, show comparatively stronger and more consistent signal reception, with multiple access points detected at higher signal levels. Other locations, including GRAPH and HANE, appear to have weaker overall signal strength and fewer strong detections. This suggests that the indoor layout and physical obstructions have a noticeable effect on </w:t>
+      </w:r>
+      <w:proofErr w:type="spellStart"/>
+      <w:r>
+        <w:t>WiFi</w:t>
+      </w:r>
+      <w:proofErr w:type="spellEnd"/>
+      <w:r>
+        <w:t xml:space="preserve"> propagation. Locations with better line-of-sight to access points tend to produce richer signal patterns, while more enclosed areas generate weaker and sparser fingerprints.</w:t>
       </w:r>
     </w:p>
     <w:p/>
@@ -224,7 +293,32 @@
     </w:p>
     <w:p/>
     <w:p>
-      <w:r>
+      <w:pPr>
+        <w:rPr>
+          <w:b/>
+          <w:bCs/>
+        </w:rPr>
+      </w:pPr>
+      <w:r>
+        <w:rPr>
+          <w:b/>
+          <w:bCs/>
+        </w:rPr>
+        <w:t>T</w:t>
+      </w:r>
+      <w:r>
+        <w:rPr>
+          <w:rFonts w:hint="eastAsia"/>
+          <w:b/>
+          <w:bCs/>
+        </w:rPr>
+        <w:t xml:space="preserve">o do 2&amp;3 </w:t>
+      </w:r>
+      <w:r>
+        <w:rPr>
+          <w:b/>
+          <w:bCs/>
+        </w:rPr>
         <w:t>Cosine Similarity Analysis</w:t>
       </w:r>
     </w:p>
@@ -238,6 +332,19 @@
           <w:rFonts w:hint="eastAsia"/>
         </w:rPr>
         <w:t>ig. 2:</w:t>
+      </w:r>
+      <w:r>
+        <w:rPr>
+          <w:rFonts w:ascii="Segoe UI" w:hAnsi="Segoe UI" w:cs="Segoe UI"/>
+          <w:b/>
+          <w:bCs/>
+          <w:color w:val="0F1115"/>
+          <w:shd w:val="clear" w:color="auto" w:fill="FFFFFF"/>
+        </w:rPr>
+        <w:t xml:space="preserve"> </w:t>
+      </w:r>
+      <w:r>
+        <w:t>Similarity Data Self</w:t>
       </w:r>
     </w:p>
     <w:p/>
@@ -286,14 +393,52 @@
     <w:p/>
     <w:p>
       <w:r>
+        <w:t xml:space="preserve">To measure the relationship between the </w:t>
+      </w:r>
+      <w:proofErr w:type="spellStart"/>
+      <w:r>
+        <w:t>WiFi</w:t>
+      </w:r>
+      <w:proofErr w:type="spellEnd"/>
+      <w:r>
+        <w:t xml:space="preserve"> fingerprints, cosine similarity was used to </w:t>
+      </w:r>
+      <w:r>
         <w:lastRenderedPageBreak/>
-        <w:t>To measure the relationship between the WiFi fingerprints, cosine similarity was used to construct a similarity matrix. This metric is appropriate for high-dimensional signal data because it compares the overall pattern of the feature vectors rather than their absolute magnitude. As required by the assignment specification, the cosine similarity matrix was computed from the WiFi signal features and visualised to compare the similarity between all location samples.</w:t>
+        <w:t xml:space="preserve">construct a similarity matrix. This metric is appropriate for high-dimensional signal data because it compares the overall pattern of the feature vectors rather than their absolute magnitude. As required by the assignment specification, the cosine similarity matrix was computed from the </w:t>
+      </w:r>
+      <w:proofErr w:type="spellStart"/>
+      <w:r>
+        <w:t>WiFi</w:t>
+      </w:r>
+      <w:proofErr w:type="spellEnd"/>
+      <w:r>
+        <w:t xml:space="preserve"> signal features and </w:t>
+      </w:r>
+      <w:r>
+        <w:pgNum/>
+      </w:r>
+      <w:proofErr w:type="spellStart"/>
+      <w:r>
+        <w:t>isualized</w:t>
+      </w:r>
+      <w:proofErr w:type="spellEnd"/>
+      <w:r>
+        <w:t xml:space="preserve"> to compare the similarity between all location samples.</w:t>
       </w:r>
     </w:p>
     <w:p/>
     <w:p>
       <w:r>
-        <w:t>Figure 2 presents the resulting 26 × 26 cosine similarity matrix. The matrix shows a clear block structure, where samples from the same location are highly similar to one another. The diagonal values are equal to 1.0, as expected, because each sample is identical to itself. Off-diagonal values are also very high, generally remaining above 0.98, which indicates that the WiFi fingerprints across the dataset share many common signal patterns.</w:t>
+        <w:t xml:space="preserve">Figure 2 presents the resulting 26 × 26 cosine similarity matrix. The matrix shows a clear block structure, where samples from the same location are highly similar to one another. The diagonal values are equal to 1.0, as expected, because each sample is identical to itself. Off-diagonal values are also very high, generally remaining above 0.98, which indicates that the </w:t>
+      </w:r>
+      <w:proofErr w:type="spellStart"/>
+      <w:r>
+        <w:t>WiFi</w:t>
+      </w:r>
+      <w:proofErr w:type="spellEnd"/>
+      <w:r>
+        <w:t xml:space="preserve"> fingerprints across the dataset share many common signal patterns.</w:t>
       </w:r>
     </w:p>
     <w:p/>
@@ -311,22 +456,177 @@
     <w:p/>
     <w:p>
       <w:pPr>
-        <w:rPr>
-          <w:b/>
-          <w:bCs/>
-        </w:rPr>
+        <w:widowControl/>
+        <w:jc w:val="left"/>
       </w:pPr>
       <w:r>
-        <w:rPr>
-          <w:b/>
-          <w:bCs/>
-        </w:rPr>
+        <w:br w:type="page"/>
+      </w:r>
+    </w:p>
+    <w:p>
+      <w:pPr>
+        <w:rPr>
+          <w:b/>
+          <w:bCs/>
+        </w:rPr>
+      </w:pPr>
+      <w:r>
+        <w:rPr>
+          <w:b/>
+          <w:bCs/>
+        </w:rPr>
+        <w:lastRenderedPageBreak/>
+        <w:t>T</w:t>
+      </w:r>
+      <w:r>
+        <w:rPr>
+          <w:rFonts w:hint="eastAsia"/>
+          <w:b/>
+          <w:bCs/>
+        </w:rPr>
+        <w:t>o do 4</w:t>
+      </w:r>
+    </w:p>
+    <w:p/>
+    <w:p>
+      <w:r>
+        <w:rPr>
+          <w:rFonts w:hint="eastAsia"/>
+        </w:rPr>
+        <w:t>There are significant structural differences in the consistency of</w:t>
+      </w:r>
+      <w:r>
+        <w:t xml:space="preserve"> the date in Figure 2 and Figure 3</w:t>
+      </w:r>
+      <w:r>
+        <w:rPr>
+          <w:rFonts w:hint="eastAsia"/>
+        </w:rPr>
+        <w:t xml:space="preserve">. </w:t>
+      </w:r>
+      <w:r>
+        <w:t>The heatmap for the single subject (Figure 2) exhibits large, uniform blocks of dark blue along the diagonal, indicating extremely high cosine similarity values approaching 1.0000 across different trials (T1, T2, T3) within the same task category. This suggests that the intra-subject feature distribution is highly stable and reproducible. In contrast, the combined data heatmap (Figure 3) displays a more fragmented pattern with lighter shades of blue and reduced uniformity within these blocks. The color bar scale in Figure 3 ranges from approximately 0.984 to 1.000, whereas Figure 2 is tightly compressed between 0.9975 and 1.0000, indicating a wider variance in the aggregated data. This degradation in visual uniformity in the combined plot is attributable to inter-subject variability; merging data from multiple sources introduces biological and signal noise that lowers the overall pairwise similarity compared to the highly consistent signals observed within a single individual.</w:t>
+      </w:r>
+    </w:p>
+    <w:p/>
+    <w:p>
+      <w:r>
+        <w:t> Fig. 3 Similarity Data Combined</w:t>
+      </w:r>
+      <w:r>
+        <w:rPr>
+          <w:rFonts w:hint="eastAsia"/>
+        </w:rPr>
+        <w:t>:</w:t>
+      </w:r>
+    </w:p>
+    <w:p>
+      <w:r>
+        <w:rPr>
+          <w:noProof/>
+        </w:rPr>
+        <w:drawing>
+          <wp:inline distT="0" distB="0" distL="0" distR="0" wp14:anchorId="351421EF" wp14:editId="1780ED89">
+            <wp:extent cx="5274310" cy="5274310"/>
+            <wp:effectExtent l="0" t="0" r="2540" b="2540"/>
+            <wp:docPr id="919698934" name="图片 2"/>
+            <wp:cNvGraphicFramePr>
+              <a:graphicFrameLocks xmlns:a="http://schemas.openxmlformats.org/drawingml/2006/main" noChangeAspect="1"/>
+            </wp:cNvGraphicFramePr>
+            <a:graphic xmlns:a="http://schemas.openxmlformats.org/drawingml/2006/main">
+              <a:graphicData uri="http://schemas.openxmlformats.org/drawingml/2006/picture">
+                <pic:pic xmlns:pic="http://schemas.openxmlformats.org/drawingml/2006/picture">
+                  <pic:nvPicPr>
+                    <pic:cNvPr id="0" name="Picture 2"/>
+                    <pic:cNvPicPr>
+                      <a:picLocks noChangeAspect="1" noChangeArrowheads="1"/>
+                    </pic:cNvPicPr>
+                  </pic:nvPicPr>
+                  <pic:blipFill>
+                    <a:blip r:embed="rId10" cstate="print">
+                      <a:extLst>
+                        <a:ext uri="{28A0092B-C50C-407E-A947-70E740481C1C}">
+                          <a14:useLocalDpi xmlns:a14="http://schemas.microsoft.com/office/drawing/2010/main" val="0"/>
+                        </a:ext>
+                      </a:extLst>
+                    </a:blip>
+                    <a:srcRect/>
+                    <a:stretch>
+                      <a:fillRect/>
+                    </a:stretch>
+                  </pic:blipFill>
+                  <pic:spPr bwMode="auto">
+                    <a:xfrm>
+                      <a:off x="0" y="0"/>
+                      <a:ext cx="5274310" cy="5274310"/>
+                    </a:xfrm>
+                    <a:prstGeom prst="rect">
+                      <a:avLst/>
+                    </a:prstGeom>
+                    <a:noFill/>
+                    <a:ln>
+                      <a:noFill/>
+                    </a:ln>
+                  </pic:spPr>
+                </pic:pic>
+              </a:graphicData>
+            </a:graphic>
+          </wp:inline>
+        </w:drawing>
+      </w:r>
+    </w:p>
+    <w:p/>
+    <w:p>
+      <w:pPr>
+        <w:rPr>
+          <w:b/>
+          <w:bCs/>
+        </w:rPr>
+      </w:pPr>
+      <w:r>
+        <w:rPr>
+          <w:b/>
+          <w:bCs/>
+        </w:rPr>
+        <w:lastRenderedPageBreak/>
         <w:t>Stage 3: User-Friendly Visualization Design</w:t>
       </w:r>
     </w:p>
     <w:p>
       <w:r>
-        <w:t>I designed a simple lo-fi visualization called a “WiFi fingerprint constellation” to make the similarity results easier to understand than a matrix of numbers. First, I took the WiFi feature vectors for each location and filled missing access point values with -100 dBm so that all samples had the same dimension. Then I used cosine similarity to measure how similar the WiFi fingerprints were, and converted this into a distance matrix using 1 - similarity, so that locations with similar patterns would appear closer together. I then applied MDS to reduce the data into two dimensions and grouped the three time samples for each location together based on their location name, such as NS102 or JSCG. In the final design, each location is shown as a central star, which represents the overall position of that place in the similarity space, while the three smaller points around it represent the repeated samples. I also added dotted lines and transparent circles to show how spread out the samples are, because a smaller cluster suggests more stable WiFi fingerprints. The axis was removed on purpose so that the figure looks more like a constellation map and is easier for a non-technical user to read at a glance.</w:t>
+        <w:t>I designed a simple lo-fi visualization called a “</w:t>
+      </w:r>
+      <w:proofErr w:type="spellStart"/>
+      <w:r>
+        <w:t>WiFi</w:t>
+      </w:r>
+      <w:proofErr w:type="spellEnd"/>
+      <w:r>
+        <w:t xml:space="preserve"> fingerprint constellation” to make the similarity results easier to understand than a matrix of numbers. First, I took the </w:t>
+      </w:r>
+      <w:proofErr w:type="spellStart"/>
+      <w:r>
+        <w:t>WiFi</w:t>
+      </w:r>
+      <w:proofErr w:type="spellEnd"/>
+      <w:r>
+        <w:t xml:space="preserve"> feature vectors for each location and filled missing access point values with -100 dBm so that all samples had the same dimension. Then I used cosine similarity to measure how similar the </w:t>
+      </w:r>
+      <w:proofErr w:type="spellStart"/>
+      <w:r>
+        <w:t>WiFi</w:t>
+      </w:r>
+      <w:proofErr w:type="spellEnd"/>
+      <w:r>
+        <w:t xml:space="preserve"> fingerprints were, and converted this into a distance matrix using 1 - similarity, so that locations with similar patterns would appear closer together. I then applied MDS to reduce the data into two dimensions and grouped the three time samples for each location together based on their location name, such as NS102 or JSCG. In the final design, each location is shown as a central star, which represents the overall position of that place in the similarity space, while the three smaller points around it represent the repeated samples. I also added dotted lines and transparent circles to show how spread out the samples are, because a smaller cluster suggests more stable </w:t>
+      </w:r>
+      <w:proofErr w:type="spellStart"/>
+      <w:r>
+        <w:t>WiFi</w:t>
+      </w:r>
+      <w:proofErr w:type="spellEnd"/>
+      <w:r>
+        <w:t xml:space="preserve"> fingerprints. The axis was removed on purpose so that the figure looks more like a constellation map and is easier for a non-technical user to read at a glance.</w:t>
       </w:r>
     </w:p>
     <w:p>
@@ -350,7 +650,6 @@
           <w:bCs/>
           <w:noProof/>
         </w:rPr>
-        <w:lastRenderedPageBreak/>
         <w:drawing>
           <wp:inline distT="0" distB="0" distL="0" distR="0" wp14:anchorId="33332530" wp14:editId="6F679258">
             <wp:extent cx="5274310" cy="4215765"/>
@@ -369,7 +668,7 @@
                     </pic:cNvPicPr>
                   </pic:nvPicPr>
                   <pic:blipFill>
-                    <a:blip r:embed="rId10" cstate="print">
+                    <a:blip r:embed="rId11" cstate="print">
                       <a:extLst>
                         <a:ext uri="{28A0092B-C50C-407E-A947-70E740481C1C}">
                           <a14:useLocalDpi xmlns:a14="http://schemas.microsoft.com/office/drawing/2010/main" val="0"/>
@@ -426,7 +725,27 @@
     </w:p>
     <w:p>
       <w:r>
-        <w:t>This study collected and analyzed WiFi signal strength data from seven indoor locations within a university building, supplementing the measurements with a provided reserve dataset to create a feature matrix of 26 samples across 589 access points. The sparse fingerprint data revealed clear location-dependent variations, with some areas like NS102 showing strong and consistent signals while more enclosed spaces such as GRAPH and HANE exhibited weaker reception due to physical obstructions. Cosine similarity analysis confirmed high internal consistency within the same location, with all samples from NS102 forming a tight cluster and JSCG appearing more distinct, indicating its potential for reliable localization. A user-friendly constellation visualization was developed by converting cosine similarities into distances, applying multidimensional scaling, and representing each location as a central star surrounded by its repeated sample points, thereby making the similarity structure intuitive to non-technical viewers. Overall, the WiFi fingerprints demonstrated sufficient stability and distinctiveness to support indoor localization, and the simplified visualization effectively communicated the underlying signal patterns.</w:t>
+        <w:t xml:space="preserve">This study collected and analyzed </w:t>
+      </w:r>
+      <w:proofErr w:type="spellStart"/>
+      <w:r>
+        <w:t>WiFi</w:t>
+      </w:r>
+      <w:proofErr w:type="spellEnd"/>
+      <w:r>
+        <w:t xml:space="preserve"> signal strength data from seven indoor locations within a university building, supplementing the measurements with a provided reserve dataset to create a feature matrix of 26 samples across 589 access points. The sparse fingerprint data revealed clear location-dependent variations, with some areas like NS102 showing strong and </w:t>
+      </w:r>
+      <w:r>
+        <w:lastRenderedPageBreak/>
+        <w:t xml:space="preserve">consistent signals while more enclosed spaces such as GRAPH and HANE exhibited weaker reception due to physical obstructions. Cosine similarity analysis confirmed high internal consistency within the same location, with all samples from NS102 forming a tight cluster and JSCG appearing more distinct, indicating its potential for reliable localization. A user-friendly constellation visualization was developed by converting cosine similarities into distances, applying multidimensional scaling, and representing each location as a central star surrounded by its repeated sample points, thereby making the similarity structure intuitive to non-technical viewers. Overall, the </w:t>
+      </w:r>
+      <w:proofErr w:type="spellStart"/>
+      <w:r>
+        <w:t>WiFi</w:t>
+      </w:r>
+      <w:proofErr w:type="spellEnd"/>
+      <w:r>
+        <w:t xml:space="preserve"> fingerprints demonstrated sufficient stability and distinctiveness to support indoor localization, and the simplified visualization effectively communicated the underlying signal patterns.</w:t>
       </w:r>
     </w:p>
     <w:sectPr>
